--- a/transcripts/Oilfield 360/OF360 Transcript Files/OF360-12-25-David Robison.docx
+++ b/transcripts/Oilfield 360/OF360 Transcript Files/OF360-12-25-David Robison.docx
@@ -1,7 +1,6 @@
 
 <file path=word/document.xml><?xml version="1.0" encoding="utf-8"?>
-<w:document xmlns:wpc="http://schemas.microsoft.com/office/word/2010/wordprocessingCanvas" xmlns:mc="http://schemas.openxmlformats.org/markup-compatibility/2006" xmlns:o="urn:schemas-microsoft-com:office:office" xmlns:r="http://schemas.openxmlformats.org/officeDocument/2006/relationships" xmlns:m="http://schemas.openxmlformats.org/officeDocument/2006/math" xmlns:v="urn:schemas-microsoft-com:vml" xmlns:wp14="http://schemas.microsoft.com/office/word/2010/wordprocessingDrawing" xmlns:wp="http://schemas.openxmlformats.org/drawingml/2006/wordprocessingDrawing" xmlns:w10="urn:schemas-microsoft-com:office:word" xmlns:w="http://schemas.openxmlformats.org/wordprocessingml/2006/main" xmlns:w14="http://schemas.microsoft.com/office/word/2010/wordml" xmlns:w15="http://schemas.microsoft.com/office/word/2012/wordml" xmlns:wpg="http://schemas.microsoft.com/office/word/2010/wordprocessingGroup" xmlns:wpi="http://schemas.microsoft.com/office/word/2010/wordprocessingInk" xmlns:wne="http://schemas.microsoft.com/office/word/2006/wordml" xmlns:wps="http://schemas.microsoft.com/office/word/2010/wordprocessingShape" mc:Ignorable="w14 w15 wp14">
-  <w:background w:color="FFFFFF"/>
+<w:document xmlns:wpc="http://schemas.microsoft.com/office/word/2010/wordprocessingCanvas" xmlns:mc="http://schemas.openxmlformats.org/markup-compatibility/2006" xmlns:o="urn:schemas-microsoft-com:office:office" xmlns:r="http://schemas.openxmlformats.org/officeDocument/2006/relationships" xmlns:m="http://schemas.openxmlformats.org/officeDocument/2006/math" xmlns:v="urn:schemas-microsoft-com:vml" xmlns:wp14="http://schemas.microsoft.com/office/word/2010/wordprocessingDrawing" xmlns:wp="http://schemas.openxmlformats.org/drawingml/2006/wordprocessingDrawing" xmlns:w10="urn:schemas-microsoft-com:office:word" xmlns:w="http://schemas.openxmlformats.org/wordprocessingml/2006/main" xmlns:w14="http://schemas.microsoft.com/office/word/2010/wordml" xmlns:w15="http://schemas.microsoft.com/office/word/2012/wordml" xmlns:wpg="http://schemas.microsoft.com/office/word/2010/wordprocessingGroup" xmlns:wpi="http://schemas.microsoft.com/office/word/2010/wordprocessingInk" xmlns:wne="http://schemas.microsoft.com/office/word/2006/wordml" xmlns:wps="http://schemas.microsoft.com/office/word/2010/wordprocessingShape" xmlns:cx="http://schemas.microsoft.com/office/drawing/2014/chartex" xmlns:cx1="http://schemas.microsoft.com/office/drawing/2015/9/8/chartex" xmlns:cx2="http://schemas.microsoft.com/office/drawing/2015/10/21/chartex" xmlns:cx3="http://schemas.microsoft.com/office/drawing/2016/5/9/chartex" xmlns:cx4="http://schemas.microsoft.com/office/drawing/2016/5/10/chartex" xmlns:cx5="http://schemas.microsoft.com/office/drawing/2016/5/11/chartex" xmlns:cx6="http://schemas.microsoft.com/office/drawing/2016/5/12/chartex" xmlns:cx7="http://schemas.microsoft.com/office/drawing/2016/5/13/chartex" xmlns:cx8="http://schemas.microsoft.com/office/drawing/2016/5/14/chartex" xmlns:aink="http://schemas.microsoft.com/office/drawing/2016/ink" xmlns:am3d="http://schemas.microsoft.com/office/drawing/2017/model3d" xmlns:w16cex="http://schemas.microsoft.com/office/word/2018/wordml/cex" xmlns:w16cid="http://schemas.microsoft.com/office/word/2016/wordml/cid" xmlns:w16="http://schemas.microsoft.com/office/word/2018/wordml" xmlns:w16sdtdh="http://schemas.microsoft.com/office/word/2020/wordml/sdtdatahash" xmlns:w16se="http://schemas.microsoft.com/office/word/2015/wordml/symex" mc:Ignorable="w14 w15 wp14">
   <w:body>
     <w:p>
       <w:pPr>
@@ -26,9 +25,9 @@
       </w:r>
       <w:r>
         <w:rPr>
-          <w:b w:val="true"/>
-          <w:bCs w:val="true"/>
-          <w:color w:val="72B372"/>
+          <w:b/>
+          <w:bCs/>
+          <w:color w:val="489872"/>
         </w:rPr>
         <w:t xml:space="preserve">AI:</w:t>
       </w:r>
@@ -51,9 +50,9 @@
       </w:r>
       <w:r>
         <w:rPr>
-          <w:b w:val="true"/>
-          <w:bCs w:val="true"/>
-          <w:color w:val="72B372"/>
+          <w:b/>
+          <w:bCs/>
+          <w:color w:val="489872"/>
         </w:rPr>
         <w:t xml:space="preserve">AI:</w:t>
       </w:r>
@@ -76,9 +75,9 @@
       </w:r>
       <w:r>
         <w:rPr>
-          <w:b w:val="true"/>
-          <w:bCs w:val="true"/>
-          <w:color w:val="72B372"/>
+          <w:b/>
+          <w:bCs/>
+          <w:color w:val="489872"/>
         </w:rPr>
         <w:t xml:space="preserve">AI:</w:t>
       </w:r>
@@ -110,9 +109,9 @@
       </w:r>
       <w:r>
         <w:rPr>
-          <w:b w:val="true"/>
-          <w:bCs w:val="true"/>
-          <w:color w:val="72B372"/>
+          <w:b/>
+          <w:bCs/>
+          <w:color w:val="489872"/>
         </w:rPr>
         <w:t xml:space="preserve">AI:</w:t>
       </w:r>
@@ -135,9 +134,9 @@
       </w:r>
       <w:r>
         <w:rPr>
-          <w:b w:val="true"/>
-          <w:bCs w:val="true"/>
-          <w:color w:val="72B372"/>
+          <w:b/>
+          <w:bCs/>
+          <w:color w:val="489872"/>
         </w:rPr>
         <w:t xml:space="preserve">AI:</w:t>
       </w:r>
@@ -169,9 +168,9 @@
       </w:r>
       <w:r>
         <w:rPr>
-          <w:b w:val="true"/>
-          <w:bCs w:val="true"/>
-          <w:color w:val="6600CC"/>
+          <w:b/>
+          <w:bCs/>
+          <w:color w:val="9C5DE1"/>
         </w:rPr>
         <w:t xml:space="preserve">David de Roode:</w:t>
       </w:r>
@@ -194,9 +193,9 @@
       </w:r>
       <w:r>
         <w:rPr>
-          <w:b w:val="true"/>
-          <w:bCs w:val="true"/>
-          <w:color w:val="DE4A1D"/>
+          <w:b/>
+          <w:bCs/>
+          <w:color w:val="DC7D3E"/>
         </w:rPr>
         <w:t xml:space="preserve">Victoria Beard:</w:t>
       </w:r>
@@ -219,9 +218,9 @@
       </w:r>
       <w:r>
         <w:rPr>
-          <w:b w:val="true"/>
-          <w:bCs w:val="true"/>
-          <w:color w:val="6600CC"/>
+          <w:b/>
+          <w:bCs/>
+          <w:color w:val="9C5DE1"/>
         </w:rPr>
         <w:t xml:space="preserve">David de Roode:</w:t>
       </w:r>
@@ -244,9 +243,9 @@
       </w:r>
       <w:r>
         <w:rPr>
-          <w:b w:val="true"/>
-          <w:bCs w:val="true"/>
-          <w:color w:val="DE4A1D"/>
+          <w:b/>
+          <w:bCs/>
+          <w:color w:val="DC7D3E"/>
         </w:rPr>
         <w:t xml:space="preserve">Victoria Beard:</w:t>
       </w:r>
@@ -269,9 +268,9 @@
       </w:r>
       <w:r>
         <w:rPr>
-          <w:b w:val="true"/>
-          <w:bCs w:val="true"/>
-          <w:color w:val="DE4A1D"/>
+          <w:b/>
+          <w:bCs/>
+          <w:color w:val="DC7D3E"/>
         </w:rPr>
         <w:t xml:space="preserve">Victoria Beard:</w:t>
       </w:r>
@@ -294,9 +293,9 @@
       </w:r>
       <w:r>
         <w:rPr>
-          <w:b w:val="true"/>
-          <w:bCs w:val="true"/>
-          <w:color w:val="6600CC"/>
+          <w:b/>
+          <w:bCs/>
+          <w:color w:val="9C5DE1"/>
         </w:rPr>
         <w:t xml:space="preserve">David de Roode:</w:t>
       </w:r>
@@ -319,9 +318,9 @@
       </w:r>
       <w:r>
         <w:rPr>
-          <w:b w:val="true"/>
-          <w:bCs w:val="true"/>
-          <w:color w:val="DE4A1D"/>
+          <w:b/>
+          <w:bCs/>
+          <w:color w:val="DC7D3E"/>
         </w:rPr>
         <w:t xml:space="preserve">Victoria Beard:</w:t>
       </w:r>
@@ -344,9 +343,9 @@
       </w:r>
       <w:r>
         <w:rPr>
-          <w:b w:val="true"/>
-          <w:bCs w:val="true"/>
-          <w:color w:val="6600CC"/>
+          <w:b/>
+          <w:bCs/>
+          <w:color w:val="9C5DE1"/>
         </w:rPr>
         <w:t xml:space="preserve">David de Roode:</w:t>
       </w:r>
@@ -369,9 +368,9 @@
       </w:r>
       <w:r>
         <w:rPr>
-          <w:b w:val="true"/>
-          <w:bCs w:val="true"/>
-          <w:color w:val="DE4A1D"/>
+          <w:b/>
+          <w:bCs/>
+          <w:color w:val="DC7D3E"/>
         </w:rPr>
         <w:t xml:space="preserve">Victoria Beard:</w:t>
       </w:r>
@@ -394,9 +393,9 @@
       </w:r>
       <w:r>
         <w:rPr>
-          <w:b w:val="true"/>
-          <w:bCs w:val="true"/>
-          <w:color w:val="6600CC"/>
+          <w:b/>
+          <w:bCs/>
+          <w:color w:val="9C5DE1"/>
         </w:rPr>
         <w:t xml:space="preserve">David de Roode:</w:t>
       </w:r>
@@ -428,9 +427,9 @@
       </w:r>
       <w:r>
         <w:rPr>
-          <w:b w:val="true"/>
-          <w:bCs w:val="true"/>
-          <w:color w:val="DE4A1D"/>
+          <w:b/>
+          <w:bCs/>
+          <w:color w:val="DC7D3E"/>
         </w:rPr>
         <w:t xml:space="preserve">Victoria Beard:</w:t>
       </w:r>
@@ -453,9 +452,9 @@
       </w:r>
       <w:r>
         <w:rPr>
-          <w:b w:val="true"/>
-          <w:bCs w:val="true"/>
-          <w:color w:val="6600CC"/>
+          <w:b/>
+          <w:bCs/>
+          <w:color w:val="9C5DE1"/>
         </w:rPr>
         <w:t xml:space="preserve">David de Roode:</w:t>
       </w:r>
@@ -478,9 +477,9 @@
       </w:r>
       <w:r>
         <w:rPr>
-          <w:b w:val="true"/>
-          <w:bCs w:val="true"/>
-          <w:color w:val="DE4A1D"/>
+          <w:b/>
+          <w:bCs/>
+          <w:color w:val="DC7D3E"/>
         </w:rPr>
         <w:t xml:space="preserve">Victoria Beard:</w:t>
       </w:r>
@@ -503,9 +502,9 @@
       </w:r>
       <w:r>
         <w:rPr>
-          <w:b w:val="true"/>
-          <w:bCs w:val="true"/>
-          <w:color w:val="DE4A1D"/>
+          <w:b/>
+          <w:bCs/>
+          <w:color w:val="DC7D3E"/>
         </w:rPr>
         <w:t xml:space="preserve">Victoria Beard:</w:t>
       </w:r>
@@ -528,8 +527,8 @@
       </w:r>
       <w:r>
         <w:rPr>
-          <w:b w:val="true"/>
-          <w:bCs w:val="true"/>
+          <w:b/>
+          <w:bCs/>
           <w:color w:val="583E31"/>
         </w:rPr>
         <w:t xml:space="preserve">David Robison:</w:t>
@@ -553,9 +552,9 @@
       </w:r>
       <w:r>
         <w:rPr>
-          <w:b w:val="true"/>
-          <w:bCs w:val="true"/>
-          <w:color w:val="DE4A1D"/>
+          <w:b/>
+          <w:bCs/>
+          <w:color w:val="DC7D3E"/>
         </w:rPr>
         <w:t xml:space="preserve">Victoria Beard:</w:t>
       </w:r>
@@ -578,8 +577,8 @@
       </w:r>
       <w:r>
         <w:rPr>
-          <w:b w:val="true"/>
-          <w:bCs w:val="true"/>
+          <w:b/>
+          <w:bCs/>
           <w:color w:val="583E31"/>
         </w:rPr>
         <w:t xml:space="preserve">David Robison:</w:t>
@@ -603,8 +602,8 @@
       </w:r>
       <w:r>
         <w:rPr>
-          <w:b w:val="true"/>
-          <w:bCs w:val="true"/>
+          <w:b/>
+          <w:bCs/>
           <w:color w:val="583E31"/>
         </w:rPr>
         <w:t xml:space="preserve">David Robison:</w:t>
@@ -628,8 +627,8 @@
       </w:r>
       <w:r>
         <w:rPr>
-          <w:b w:val="true"/>
-          <w:bCs w:val="true"/>
+          <w:b/>
+          <w:bCs/>
           <w:color w:val="583E31"/>
         </w:rPr>
         <w:t xml:space="preserve">David Robison:</w:t>
@@ -662,9 +661,9 @@
       </w:r>
       <w:r>
         <w:rPr>
-          <w:b w:val="true"/>
-          <w:bCs w:val="true"/>
-          <w:color w:val="DE4A1D"/>
+          <w:b/>
+          <w:bCs/>
+          <w:color w:val="DC7D3E"/>
         </w:rPr>
         <w:t xml:space="preserve">Victoria Beard:</w:t>
       </w:r>
@@ -687,8 +686,8 @@
       </w:r>
       <w:r>
         <w:rPr>
-          <w:b w:val="true"/>
-          <w:bCs w:val="true"/>
+          <w:b/>
+          <w:bCs/>
           <w:color w:val="583E31"/>
         </w:rPr>
         <w:t xml:space="preserve">David Robison:</w:t>
@@ -712,8 +711,8 @@
       </w:r>
       <w:r>
         <w:rPr>
-          <w:b w:val="true"/>
-          <w:bCs w:val="true"/>
+          <w:b/>
+          <w:bCs/>
           <w:color w:val="583E31"/>
         </w:rPr>
         <w:t xml:space="preserve">David Robison:</w:t>
@@ -737,8 +736,8 @@
       </w:r>
       <w:r>
         <w:rPr>
-          <w:b w:val="true"/>
-          <w:bCs w:val="true"/>
+          <w:b/>
+          <w:bCs/>
           <w:color w:val="583E31"/>
         </w:rPr>
         <w:t xml:space="preserve">David Robison:</w:t>
@@ -771,8 +770,8 @@
       </w:r>
       <w:r>
         <w:rPr>
-          <w:b w:val="true"/>
-          <w:bCs w:val="true"/>
+          <w:b/>
+          <w:bCs/>
           <w:color w:val="583E31"/>
         </w:rPr>
         <w:t xml:space="preserve">David Robison:</w:t>
@@ -796,9 +795,9 @@
       </w:r>
       <w:r>
         <w:rPr>
-          <w:b w:val="true"/>
-          <w:bCs w:val="true"/>
-          <w:color w:val="6600CC"/>
+          <w:b/>
+          <w:bCs/>
+          <w:color w:val="9C5DE1"/>
         </w:rPr>
         <w:t xml:space="preserve">David de Roode:</w:t>
       </w:r>
@@ -821,8 +820,8 @@
       </w:r>
       <w:r>
         <w:rPr>
-          <w:b w:val="true"/>
-          <w:bCs w:val="true"/>
+          <w:b/>
+          <w:bCs/>
           <w:color w:val="583E31"/>
         </w:rPr>
         <w:t xml:space="preserve">David Robison:</w:t>
@@ -846,8 +845,8 @@
       </w:r>
       <w:r>
         <w:rPr>
-          <w:b w:val="true"/>
-          <w:bCs w:val="true"/>
+          <w:b/>
+          <w:bCs/>
           <w:color w:val="583E31"/>
         </w:rPr>
         <w:t xml:space="preserve">David Robison:</w:t>
@@ -871,8 +870,8 @@
       </w:r>
       <w:r>
         <w:rPr>
-          <w:b w:val="true"/>
-          <w:bCs w:val="true"/>
+          <w:b/>
+          <w:bCs/>
           <w:color w:val="583E31"/>
         </w:rPr>
         <w:t xml:space="preserve">David Robison:</w:t>
@@ -905,8 +904,8 @@
       </w:r>
       <w:r>
         <w:rPr>
-          <w:b w:val="true"/>
-          <w:bCs w:val="true"/>
+          <w:b/>
+          <w:bCs/>
           <w:color w:val="583E31"/>
         </w:rPr>
         <w:t xml:space="preserve">David Robison:</w:t>
@@ -930,8 +929,8 @@
       </w:r>
       <w:r>
         <w:rPr>
-          <w:b w:val="true"/>
-          <w:bCs w:val="true"/>
+          <w:b/>
+          <w:bCs/>
           <w:color w:val="583E31"/>
         </w:rPr>
         <w:t xml:space="preserve">David Robison:</w:t>
@@ -964,9 +963,9 @@
       </w:r>
       <w:r>
         <w:rPr>
-          <w:b w:val="true"/>
-          <w:bCs w:val="true"/>
-          <w:color w:val="DE4A1D"/>
+          <w:b/>
+          <w:bCs/>
+          <w:color w:val="DC7D3E"/>
         </w:rPr>
         <w:t xml:space="preserve">Victoria Beard:</w:t>
       </w:r>
@@ -989,8 +988,8 @@
       </w:r>
       <w:r>
         <w:rPr>
-          <w:b w:val="true"/>
-          <w:bCs w:val="true"/>
+          <w:b/>
+          <w:bCs/>
           <w:color w:val="583E31"/>
         </w:rPr>
         <w:t xml:space="preserve">David Robison:</w:t>
@@ -1014,8 +1013,8 @@
       </w:r>
       <w:r>
         <w:rPr>
-          <w:b w:val="true"/>
-          <w:bCs w:val="true"/>
+          <w:b/>
+          <w:bCs/>
           <w:color w:val="583E31"/>
         </w:rPr>
         <w:t xml:space="preserve">David Robison:</w:t>
@@ -1039,8 +1038,8 @@
       </w:r>
       <w:r>
         <w:rPr>
-          <w:b w:val="true"/>
-          <w:bCs w:val="true"/>
+          <w:b/>
+          <w:bCs/>
           <w:color w:val="583E31"/>
         </w:rPr>
         <w:t xml:space="preserve">David Robison:</w:t>
@@ -1073,8 +1072,8 @@
       </w:r>
       <w:r>
         <w:rPr>
-          <w:b w:val="true"/>
-          <w:bCs w:val="true"/>
+          <w:b/>
+          <w:bCs/>
           <w:color w:val="583E31"/>
         </w:rPr>
         <w:t xml:space="preserve">David Robison:</w:t>
@@ -1098,8 +1097,8 @@
       </w:r>
       <w:r>
         <w:rPr>
-          <w:b w:val="true"/>
-          <w:bCs w:val="true"/>
+          <w:b/>
+          <w:bCs/>
           <w:color w:val="583E31"/>
         </w:rPr>
         <w:t xml:space="preserve">David Robison:</w:t>
@@ -1123,8 +1122,8 @@
       </w:r>
       <w:r>
         <w:rPr>
-          <w:b w:val="true"/>
-          <w:bCs w:val="true"/>
+          <w:b/>
+          <w:bCs/>
           <w:color w:val="583E31"/>
         </w:rPr>
         <w:t xml:space="preserve">David Robison:</w:t>
@@ -1148,9 +1147,9 @@
       </w:r>
       <w:r>
         <w:rPr>
-          <w:b w:val="true"/>
-          <w:bCs w:val="true"/>
-          <w:color w:val="DE4A1D"/>
+          <w:b/>
+          <w:bCs/>
+          <w:color w:val="DC7D3E"/>
         </w:rPr>
         <w:t xml:space="preserve">Victoria Beard:</w:t>
       </w:r>
@@ -1182,8 +1181,8 @@
       </w:r>
       <w:r>
         <w:rPr>
-          <w:b w:val="true"/>
-          <w:bCs w:val="true"/>
+          <w:b/>
+          <w:bCs/>
           <w:color w:val="583E31"/>
         </w:rPr>
         <w:t xml:space="preserve">David Robison:</w:t>
@@ -1207,8 +1206,8 @@
       </w:r>
       <w:r>
         <w:rPr>
-          <w:b w:val="true"/>
-          <w:bCs w:val="true"/>
+          <w:b/>
+          <w:bCs/>
           <w:color w:val="583E31"/>
         </w:rPr>
         <w:t xml:space="preserve">David Robison:</w:t>
@@ -1232,8 +1231,8 @@
       </w:r>
       <w:r>
         <w:rPr>
-          <w:b w:val="true"/>
-          <w:bCs w:val="true"/>
+          <w:b/>
+          <w:bCs/>
           <w:color w:val="583E31"/>
         </w:rPr>
         <w:t xml:space="preserve">David Robison:</w:t>
@@ -1266,8 +1265,8 @@
       </w:r>
       <w:r>
         <w:rPr>
-          <w:b w:val="true"/>
-          <w:bCs w:val="true"/>
+          <w:b/>
+          <w:bCs/>
           <w:color w:val="583E31"/>
         </w:rPr>
         <w:t xml:space="preserve">David Robison:</w:t>
@@ -1291,9 +1290,9 @@
       </w:r>
       <w:r>
         <w:rPr>
-          <w:b w:val="true"/>
-          <w:bCs w:val="true"/>
-          <w:color w:val="6600CC"/>
+          <w:b/>
+          <w:bCs/>
+          <w:color w:val="9C5DE1"/>
         </w:rPr>
         <w:t xml:space="preserve">David de Roode:</w:t>
       </w:r>
@@ -1316,8 +1315,8 @@
       </w:r>
       <w:r>
         <w:rPr>
-          <w:b w:val="true"/>
-          <w:bCs w:val="true"/>
+          <w:b/>
+          <w:bCs/>
           <w:color w:val="583E31"/>
         </w:rPr>
         <w:t xml:space="preserve">David Robison:</w:t>
@@ -1341,8 +1340,8 @@
       </w:r>
       <w:r>
         <w:rPr>
-          <w:b w:val="true"/>
-          <w:bCs w:val="true"/>
+          <w:b/>
+          <w:bCs/>
           <w:color w:val="583E31"/>
         </w:rPr>
         <w:t xml:space="preserve">David Robison:</w:t>
@@ -1366,8 +1365,8 @@
       </w:r>
       <w:r>
         <w:rPr>
-          <w:b w:val="true"/>
-          <w:bCs w:val="true"/>
+          <w:b/>
+          <w:bCs/>
           <w:color w:val="583E31"/>
         </w:rPr>
         <w:t xml:space="preserve">David Robison:</w:t>
@@ -1400,8 +1399,8 @@
       </w:r>
       <w:r>
         <w:rPr>
-          <w:b w:val="true"/>
-          <w:bCs w:val="true"/>
+          <w:b/>
+          <w:bCs/>
           <w:color w:val="583E31"/>
         </w:rPr>
         <w:t xml:space="preserve">David Robison:</w:t>
@@ -1425,8 +1424,8 @@
       </w:r>
       <w:r>
         <w:rPr>
-          <w:b w:val="true"/>
-          <w:bCs w:val="true"/>
+          <w:b/>
+          <w:bCs/>
           <w:color w:val="583E31"/>
         </w:rPr>
         <w:t xml:space="preserve">David Robison:</w:t>
@@ -1459,8 +1458,8 @@
       </w:r>
       <w:r>
         <w:rPr>
-          <w:b w:val="true"/>
-          <w:bCs w:val="true"/>
+          <w:b/>
+          <w:bCs/>
           <w:color w:val="583E31"/>
         </w:rPr>
         <w:t xml:space="preserve">David Robison:</w:t>
@@ -1484,8 +1483,8 @@
       </w:r>
       <w:r>
         <w:rPr>
-          <w:b w:val="true"/>
-          <w:bCs w:val="true"/>
+          <w:b/>
+          <w:bCs/>
           <w:color w:val="583E31"/>
         </w:rPr>
         <w:t xml:space="preserve">David Robison:</w:t>
@@ -1509,8 +1508,8 @@
       </w:r>
       <w:r>
         <w:rPr>
-          <w:b w:val="true"/>
-          <w:bCs w:val="true"/>
+          <w:b/>
+          <w:bCs/>
           <w:color w:val="583E31"/>
         </w:rPr>
         <w:t xml:space="preserve">David Robison:</w:t>
@@ -1543,8 +1542,8 @@
       </w:r>
       <w:r>
         <w:rPr>
-          <w:b w:val="true"/>
-          <w:bCs w:val="true"/>
+          <w:b/>
+          <w:bCs/>
           <w:color w:val="583E31"/>
         </w:rPr>
         <w:t xml:space="preserve">David Robison:</w:t>
@@ -1568,8 +1567,8 @@
       </w:r>
       <w:r>
         <w:rPr>
-          <w:b w:val="true"/>
-          <w:bCs w:val="true"/>
+          <w:b/>
+          <w:bCs/>
           <w:color w:val="583E31"/>
         </w:rPr>
         <w:t xml:space="preserve">David Robison:</w:t>
@@ -1593,8 +1592,8 @@
       </w:r>
       <w:r>
         <w:rPr>
-          <w:b w:val="true"/>
-          <w:bCs w:val="true"/>
+          <w:b/>
+          <w:bCs/>
           <w:color w:val="583E31"/>
         </w:rPr>
         <w:t xml:space="preserve">David Robison:</w:t>
@@ -1618,9 +1617,9 @@
       </w:r>
       <w:r>
         <w:rPr>
-          <w:b w:val="true"/>
-          <w:bCs w:val="true"/>
-          <w:color w:val="6600CC"/>
+          <w:b/>
+          <w:bCs/>
+          <w:color w:val="9C5DE1"/>
         </w:rPr>
         <w:t xml:space="preserve">David de Roode:</w:t>
       </w:r>
@@ -1652,8 +1651,8 @@
       </w:r>
       <w:r>
         <w:rPr>
-          <w:b w:val="true"/>
-          <w:bCs w:val="true"/>
+          <w:b/>
+          <w:bCs/>
           <w:color w:val="583E31"/>
         </w:rPr>
         <w:t xml:space="preserve">David Robison:</w:t>
@@ -1677,8 +1676,8 @@
       </w:r>
       <w:r>
         <w:rPr>
-          <w:b w:val="true"/>
-          <w:bCs w:val="true"/>
+          <w:b/>
+          <w:bCs/>
           <w:color w:val="583E31"/>
         </w:rPr>
         <w:t xml:space="preserve">David Robison:</w:t>
@@ -1702,8 +1701,8 @@
       </w:r>
       <w:r>
         <w:rPr>
-          <w:b w:val="true"/>
-          <w:bCs w:val="true"/>
+          <w:b/>
+          <w:bCs/>
           <w:color w:val="583E31"/>
         </w:rPr>
         <w:t xml:space="preserve">David Robison:</w:t>
@@ -1727,9 +1726,9 @@
       </w:r>
       <w:r>
         <w:rPr>
-          <w:b w:val="true"/>
-          <w:bCs w:val="true"/>
-          <w:color w:val="6600CC"/>
+          <w:b/>
+          <w:bCs/>
+          <w:color w:val="9C5DE1"/>
         </w:rPr>
         <w:t xml:space="preserve">David de Roode:</w:t>
       </w:r>
@@ -1752,8 +1751,8 @@
       </w:r>
       <w:r>
         <w:rPr>
-          <w:b w:val="true"/>
-          <w:bCs w:val="true"/>
+          <w:b/>
+          <w:bCs/>
           <w:color w:val="583E31"/>
         </w:rPr>
         <w:t xml:space="preserve">David Robison:</w:t>
@@ -1777,8 +1776,8 @@
       </w:r>
       <w:r>
         <w:rPr>
-          <w:b w:val="true"/>
-          <w:bCs w:val="true"/>
+          <w:b/>
+          <w:bCs/>
           <w:color w:val="583E31"/>
         </w:rPr>
         <w:t xml:space="preserve">David Robison:</w:t>
@@ -1811,9 +1810,9 @@
       </w:r>
       <w:r>
         <w:rPr>
-          <w:b w:val="true"/>
-          <w:bCs w:val="true"/>
-          <w:color w:val="6600CC"/>
+          <w:b/>
+          <w:bCs/>
+          <w:color w:val="9C5DE1"/>
         </w:rPr>
         <w:t xml:space="preserve">David de Roode:</w:t>
       </w:r>
@@ -1836,8 +1835,8 @@
       </w:r>
       <w:r>
         <w:rPr>
-          <w:b w:val="true"/>
-          <w:bCs w:val="true"/>
+          <w:b/>
+          <w:bCs/>
           <w:color w:val="583E31"/>
         </w:rPr>
         <w:t xml:space="preserve">David Robison:</w:t>
@@ -1861,9 +1860,9 @@
       </w:r>
       <w:r>
         <w:rPr>
-          <w:b w:val="true"/>
-          <w:bCs w:val="true"/>
-          <w:color w:val="6600CC"/>
+          <w:b/>
+          <w:bCs/>
+          <w:color w:val="9C5DE1"/>
         </w:rPr>
         <w:t xml:space="preserve">David de Roode:</w:t>
       </w:r>
@@ -1886,8 +1885,8 @@
       </w:r>
       <w:r>
         <w:rPr>
-          <w:b w:val="true"/>
-          <w:bCs w:val="true"/>
+          <w:b/>
+          <w:bCs/>
           <w:color w:val="583E31"/>
         </w:rPr>
         <w:t xml:space="preserve">David Robison:</w:t>
@@ -1911,8 +1910,8 @@
       </w:r>
       <w:r>
         <w:rPr>
-          <w:b w:val="true"/>
-          <w:bCs w:val="true"/>
+          <w:b/>
+          <w:bCs/>
           <w:color w:val="583E31"/>
         </w:rPr>
         <w:t xml:space="preserve">David Robison:</w:t>
@@ -1936,8 +1935,8 @@
       </w:r>
       <w:r>
         <w:rPr>
-          <w:b w:val="true"/>
-          <w:bCs w:val="true"/>
+          <w:b/>
+          <w:bCs/>
           <w:color w:val="583E31"/>
         </w:rPr>
         <w:t xml:space="preserve">David Robison:</w:t>
@@ -1970,9 +1969,9 @@
       </w:r>
       <w:r>
         <w:rPr>
-          <w:b w:val="true"/>
-          <w:bCs w:val="true"/>
-          <w:color w:val="6600CC"/>
+          <w:b/>
+          <w:bCs/>
+          <w:color w:val="9C5DE1"/>
         </w:rPr>
         <w:t xml:space="preserve">David de Roode:</w:t>
       </w:r>
@@ -1995,9 +1994,9 @@
       </w:r>
       <w:r>
         <w:rPr>
-          <w:b w:val="true"/>
-          <w:bCs w:val="true"/>
-          <w:color w:val="6600CC"/>
+          <w:b/>
+          <w:bCs/>
+          <w:color w:val="9C5DE1"/>
         </w:rPr>
         <w:t xml:space="preserve">David de Roode:</w:t>
       </w:r>
@@ -2020,8 +2019,8 @@
       </w:r>
       <w:r>
         <w:rPr>
-          <w:b w:val="true"/>
-          <w:bCs w:val="true"/>
+          <w:b/>
+          <w:bCs/>
           <w:color w:val="583E31"/>
         </w:rPr>
         <w:t xml:space="preserve">David Robison:</w:t>
@@ -2045,8 +2044,8 @@
       </w:r>
       <w:r>
         <w:rPr>
-          <w:b w:val="true"/>
-          <w:bCs w:val="true"/>
+          <w:b/>
+          <w:bCs/>
           <w:color w:val="583E31"/>
         </w:rPr>
         <w:t xml:space="preserve">David Robison:</w:t>
@@ -2079,8 +2078,8 @@
       </w:r>
       <w:r>
         <w:rPr>
-          <w:b w:val="true"/>
-          <w:bCs w:val="true"/>
+          <w:b/>
+          <w:bCs/>
           <w:color w:val="583E31"/>
         </w:rPr>
         <w:t xml:space="preserve">David Robison:</w:t>
@@ -2104,8 +2103,8 @@
       </w:r>
       <w:r>
         <w:rPr>
-          <w:b w:val="true"/>
-          <w:bCs w:val="true"/>
+          <w:b/>
+          <w:bCs/>
           <w:color w:val="583E31"/>
         </w:rPr>
         <w:t xml:space="preserve">David Robison:</w:t>
@@ -2129,8 +2128,8 @@
       </w:r>
       <w:r>
         <w:rPr>
-          <w:b w:val="true"/>
-          <w:bCs w:val="true"/>
+          <w:b/>
+          <w:bCs/>
           <w:color w:val="583E31"/>
         </w:rPr>
         <w:t xml:space="preserve">David Robison:</w:t>
@@ -2163,8 +2162,8 @@
       </w:r>
       <w:r>
         <w:rPr>
-          <w:b w:val="true"/>
-          <w:bCs w:val="true"/>
+          <w:b/>
+          <w:bCs/>
           <w:color w:val="583E31"/>
         </w:rPr>
         <w:t xml:space="preserve">David Robison:</w:t>
@@ -2188,9 +2187,9 @@
       </w:r>
       <w:r>
         <w:rPr>
-          <w:b w:val="true"/>
-          <w:bCs w:val="true"/>
-          <w:color w:val="6600CC"/>
+          <w:b/>
+          <w:bCs/>
+          <w:color w:val="9C5DE1"/>
         </w:rPr>
         <w:t xml:space="preserve">David de Roode:</w:t>
       </w:r>
@@ -2213,8 +2212,8 @@
       </w:r>
       <w:r>
         <w:rPr>
-          <w:b w:val="true"/>
-          <w:bCs w:val="true"/>
+          <w:b/>
+          <w:bCs/>
           <w:color w:val="583E31"/>
         </w:rPr>
         <w:t xml:space="preserve">David Robison:</w:t>
@@ -2238,9 +2237,9 @@
       </w:r>
       <w:r>
         <w:rPr>
-          <w:b w:val="true"/>
-          <w:bCs w:val="true"/>
-          <w:color w:val="DE4A1D"/>
+          <w:b/>
+          <w:bCs/>
+          <w:color w:val="DC7D3E"/>
         </w:rPr>
         <w:t xml:space="preserve">Victoria Beard:</w:t>
       </w:r>
@@ -2263,9 +2262,9 @@
       </w:r>
       <w:r>
         <w:rPr>
-          <w:b w:val="true"/>
-          <w:bCs w:val="true"/>
-          <w:color w:val="DE4A1D"/>
+          <w:b/>
+          <w:bCs/>
+          <w:color w:val="DC7D3E"/>
         </w:rPr>
         <w:t xml:space="preserve">Victoria Beard:</w:t>
       </w:r>
@@ -2288,8 +2287,8 @@
       </w:r>
       <w:r>
         <w:rPr>
-          <w:b w:val="true"/>
-          <w:bCs w:val="true"/>
+          <w:b/>
+          <w:bCs/>
           <w:color w:val="583E31"/>
         </w:rPr>
         <w:t xml:space="preserve">David Robison:</w:t>
@@ -2313,8 +2312,8 @@
       </w:r>
       <w:r>
         <w:rPr>
-          <w:b w:val="true"/>
-          <w:bCs w:val="true"/>
+          <w:b/>
+          <w:bCs/>
           <w:color w:val="583E31"/>
         </w:rPr>
         <w:t xml:space="preserve">David Robison:</w:t>
@@ -2347,8 +2346,8 @@
       </w:r>
       <w:r>
         <w:rPr>
-          <w:b w:val="true"/>
-          <w:bCs w:val="true"/>
+          <w:b/>
+          <w:bCs/>
           <w:color w:val="583E31"/>
         </w:rPr>
         <w:t xml:space="preserve">David Robison:</w:t>
@@ -2372,8 +2371,8 @@
       </w:r>
       <w:r>
         <w:rPr>
-          <w:b w:val="true"/>
-          <w:bCs w:val="true"/>
+          <w:b/>
+          <w:bCs/>
           <w:color w:val="583E31"/>
         </w:rPr>
         <w:t xml:space="preserve">David Robison:</w:t>
@@ -2397,8 +2396,8 @@
       </w:r>
       <w:r>
         <w:rPr>
-          <w:b w:val="true"/>
-          <w:bCs w:val="true"/>
+          <w:b/>
+          <w:bCs/>
           <w:color w:val="583E31"/>
         </w:rPr>
         <w:t xml:space="preserve">David Robison:</w:t>
@@ -2431,9 +2430,9 @@
       </w:r>
       <w:r>
         <w:rPr>
-          <w:b w:val="true"/>
-          <w:bCs w:val="true"/>
-          <w:color w:val="DE4A1D"/>
+          <w:b/>
+          <w:bCs/>
+          <w:color w:val="DC7D3E"/>
         </w:rPr>
         <w:t xml:space="preserve">Victoria Beard:</w:t>
       </w:r>
@@ -2456,9 +2455,9 @@
       </w:r>
       <w:r>
         <w:rPr>
-          <w:b w:val="true"/>
-          <w:bCs w:val="true"/>
-          <w:color w:val="DE4A1D"/>
+          <w:b/>
+          <w:bCs/>
+          <w:color w:val="DC7D3E"/>
         </w:rPr>
         <w:t xml:space="preserve">Victoria Beard:</w:t>
       </w:r>
@@ -2481,8 +2480,8 @@
       </w:r>
       <w:r>
         <w:rPr>
-          <w:b w:val="true"/>
-          <w:bCs w:val="true"/>
+          <w:b/>
+          <w:bCs/>
           <w:color w:val="583E31"/>
         </w:rPr>
         <w:t xml:space="preserve">David Robison:</w:t>
@@ -2506,8 +2505,8 @@
       </w:r>
       <w:r>
         <w:rPr>
-          <w:b w:val="true"/>
-          <w:bCs w:val="true"/>
+          <w:b/>
+          <w:bCs/>
           <w:color w:val="583E31"/>
         </w:rPr>
         <w:t xml:space="preserve">David Robison:</w:t>
@@ -2531,8 +2530,8 @@
       </w:r>
       <w:r>
         <w:rPr>
-          <w:b w:val="true"/>
-          <w:bCs w:val="true"/>
+          <w:b/>
+          <w:bCs/>
           <w:color w:val="583E31"/>
         </w:rPr>
         <w:t xml:space="preserve">David Robison:</w:t>
@@ -2565,9 +2564,9 @@
       </w:r>
       <w:r>
         <w:rPr>
-          <w:b w:val="true"/>
-          <w:bCs w:val="true"/>
-          <w:color w:val="DE4A1D"/>
+          <w:b/>
+          <w:bCs/>
+          <w:color w:val="DC7D3E"/>
         </w:rPr>
         <w:t xml:space="preserve">Victoria Beard:</w:t>
       </w:r>
@@ -2590,8 +2589,8 @@
       </w:r>
       <w:r>
         <w:rPr>
-          <w:b w:val="true"/>
-          <w:bCs w:val="true"/>
+          <w:b/>
+          <w:bCs/>
           <w:color w:val="583E31"/>
         </w:rPr>
         <w:t xml:space="preserve">David Robison:</w:t>
@@ -2615,9 +2614,9 @@
       </w:r>
       <w:r>
         <w:rPr>
-          <w:b w:val="true"/>
-          <w:bCs w:val="true"/>
-          <w:color w:val="DE4A1D"/>
+          <w:b/>
+          <w:bCs/>
+          <w:color w:val="DC7D3E"/>
         </w:rPr>
         <w:t xml:space="preserve">Victoria Beard:</w:t>
       </w:r>
@@ -2640,8 +2639,8 @@
       </w:r>
       <w:r>
         <w:rPr>
-          <w:b w:val="true"/>
-          <w:bCs w:val="true"/>
+          <w:b/>
+          <w:bCs/>
           <w:color w:val="583E31"/>
         </w:rPr>
         <w:t xml:space="preserve">David Robison:</w:t>
@@ -2665,8 +2664,8 @@
       </w:r>
       <w:r>
         <w:rPr>
-          <w:b w:val="true"/>
-          <w:bCs w:val="true"/>
+          <w:b/>
+          <w:bCs/>
           <w:color w:val="583E31"/>
         </w:rPr>
         <w:t xml:space="preserve">David Robison:</w:t>
@@ -2690,8 +2689,8 @@
       </w:r>
       <w:r>
         <w:rPr>
-          <w:b w:val="true"/>
-          <w:bCs w:val="true"/>
+          <w:b/>
+          <w:bCs/>
           <w:color w:val="583E31"/>
         </w:rPr>
         <w:t xml:space="preserve">David Robison:</w:t>
@@ -2724,8 +2723,8 @@
       </w:r>
       <w:r>
         <w:rPr>
-          <w:b w:val="true"/>
-          <w:bCs w:val="true"/>
+          <w:b/>
+          <w:bCs/>
           <w:color w:val="583E31"/>
         </w:rPr>
         <w:t xml:space="preserve">David Robison:</w:t>
@@ -2749,8 +2748,8 @@
       </w:r>
       <w:r>
         <w:rPr>
-          <w:b w:val="true"/>
-          <w:bCs w:val="true"/>
+          <w:b/>
+          <w:bCs/>
           <w:color w:val="583E31"/>
         </w:rPr>
         <w:t xml:space="preserve">David Robison:</w:t>
@@ -2774,8 +2773,8 @@
       </w:r>
       <w:r>
         <w:rPr>
-          <w:b w:val="true"/>
-          <w:bCs w:val="true"/>
+          <w:b/>
+          <w:bCs/>
           <w:color w:val="583E31"/>
         </w:rPr>
         <w:t xml:space="preserve">David Robison:</w:t>
@@ -2808,8 +2807,8 @@
       </w:r>
       <w:r>
         <w:rPr>
-          <w:b w:val="true"/>
-          <w:bCs w:val="true"/>
+          <w:b/>
+          <w:bCs/>
           <w:color w:val="583E31"/>
         </w:rPr>
         <w:t xml:space="preserve">David Robison:</w:t>
@@ -2833,9 +2832,9 @@
       </w:r>
       <w:r>
         <w:rPr>
-          <w:b w:val="true"/>
-          <w:bCs w:val="true"/>
-          <w:color w:val="6600CC"/>
+          <w:b/>
+          <w:bCs/>
+          <w:color w:val="9C5DE1"/>
         </w:rPr>
         <w:t xml:space="preserve">David de Roode:</w:t>
       </w:r>
@@ -2858,8 +2857,8 @@
       </w:r>
       <w:r>
         <w:rPr>
-          <w:b w:val="true"/>
-          <w:bCs w:val="true"/>
+          <w:b/>
+          <w:bCs/>
           <w:color w:val="583E31"/>
         </w:rPr>
         <w:t xml:space="preserve">David Robison:</w:t>
@@ -2883,8 +2882,8 @@
       </w:r>
       <w:r>
         <w:rPr>
-          <w:b w:val="true"/>
-          <w:bCs w:val="true"/>
+          <w:b/>
+          <w:bCs/>
           <w:color w:val="583E31"/>
         </w:rPr>
         <w:t xml:space="preserve">David Robison:</w:t>
@@ -2917,8 +2916,8 @@
       </w:r>
       <w:r>
         <w:rPr>
-          <w:b w:val="true"/>
-          <w:bCs w:val="true"/>
+          <w:b/>
+          <w:bCs/>
           <w:color w:val="583E31"/>
         </w:rPr>
         <w:t xml:space="preserve">David Robison:</w:t>
@@ -2942,8 +2941,8 @@
       </w:r>
       <w:r>
         <w:rPr>
-          <w:b w:val="true"/>
-          <w:bCs w:val="true"/>
+          <w:b/>
+          <w:bCs/>
           <w:color w:val="583E31"/>
         </w:rPr>
         <w:t xml:space="preserve">David Robison:</w:t>
@@ -2967,8 +2966,8 @@
       </w:r>
       <w:r>
         <w:rPr>
-          <w:b w:val="true"/>
-          <w:bCs w:val="true"/>
+          <w:b/>
+          <w:bCs/>
           <w:color w:val="583E31"/>
         </w:rPr>
         <w:t xml:space="preserve">David Robison:</w:t>
@@ -3001,9 +3000,9 @@
       </w:r>
       <w:r>
         <w:rPr>
-          <w:b w:val="true"/>
-          <w:bCs w:val="true"/>
-          <w:color w:val="6600CC"/>
+          <w:b/>
+          <w:bCs/>
+          <w:color w:val="9C5DE1"/>
         </w:rPr>
         <w:t xml:space="preserve">David de Roode:</w:t>
       </w:r>
@@ -3026,9 +3025,9 @@
       </w:r>
       <w:r>
         <w:rPr>
-          <w:b w:val="true"/>
-          <w:bCs w:val="true"/>
-          <w:color w:val="6600CC"/>
+          <w:b/>
+          <w:bCs/>
+          <w:color w:val="9C5DE1"/>
         </w:rPr>
         <w:t xml:space="preserve">David de Roode:</w:t>
       </w:r>
@@ -3051,8 +3050,8 @@
       </w:r>
       <w:r>
         <w:rPr>
-          <w:b w:val="true"/>
-          <w:bCs w:val="true"/>
+          <w:b/>
+          <w:bCs/>
           <w:color w:val="583E31"/>
         </w:rPr>
         <w:t xml:space="preserve">David Robison:</w:t>
@@ -3076,8 +3075,8 @@
       </w:r>
       <w:r>
         <w:rPr>
-          <w:b w:val="true"/>
-          <w:bCs w:val="true"/>
+          <w:b/>
+          <w:bCs/>
           <w:color w:val="583E31"/>
         </w:rPr>
         <w:t xml:space="preserve">David Robison:</w:t>
@@ -3101,8 +3100,8 @@
       </w:r>
       <w:r>
         <w:rPr>
-          <w:b w:val="true"/>
-          <w:bCs w:val="true"/>
+          <w:b/>
+          <w:bCs/>
           <w:color w:val="583E31"/>
         </w:rPr>
         <w:t xml:space="preserve">David Robison:</w:t>
@@ -3135,8 +3134,8 @@
       </w:r>
       <w:r>
         <w:rPr>
-          <w:b w:val="true"/>
-          <w:bCs w:val="true"/>
+          <w:b/>
+          <w:bCs/>
           <w:color w:val="583E31"/>
         </w:rPr>
         <w:t xml:space="preserve">David Robison:</w:t>
@@ -3160,9 +3159,9 @@
       </w:r>
       <w:r>
         <w:rPr>
-          <w:b w:val="true"/>
-          <w:bCs w:val="true"/>
-          <w:color w:val="6600CC"/>
+          <w:b/>
+          <w:bCs/>
+          <w:color w:val="9C5DE1"/>
         </w:rPr>
         <w:t xml:space="preserve">David de Roode:</w:t>
       </w:r>
@@ -3185,9 +3184,9 @@
       </w:r>
       <w:r>
         <w:rPr>
-          <w:b w:val="true"/>
-          <w:bCs w:val="true"/>
-          <w:color w:val="6600CC"/>
+          <w:b/>
+          <w:bCs/>
+          <w:color w:val="9C5DE1"/>
         </w:rPr>
         <w:t xml:space="preserve">David de Roode:</w:t>
       </w:r>
@@ -3219,8 +3218,8 @@
       </w:r>
       <w:r>
         <w:rPr>
-          <w:b w:val="true"/>
-          <w:bCs w:val="true"/>
+          <w:b/>
+          <w:bCs/>
           <w:color w:val="583E31"/>
         </w:rPr>
         <w:t xml:space="preserve">David Robison:</w:t>
@@ -3244,8 +3243,8 @@
       </w:r>
       <w:r>
         <w:rPr>
-          <w:b w:val="true"/>
-          <w:bCs w:val="true"/>
+          <w:b/>
+          <w:bCs/>
           <w:color w:val="583E31"/>
         </w:rPr>
         <w:t xml:space="preserve">David Robison:</w:t>
@@ -3269,8 +3268,8 @@
       </w:r>
       <w:r>
         <w:rPr>
-          <w:b w:val="true"/>
-          <w:bCs w:val="true"/>
+          <w:b/>
+          <w:bCs/>
           <w:color w:val="583E31"/>
         </w:rPr>
         <w:t xml:space="preserve">David Robison:</w:t>
@@ -3294,8 +3293,8 @@
       </w:r>
       <w:r>
         <w:rPr>
-          <w:b w:val="true"/>
-          <w:bCs w:val="true"/>
+          <w:b/>
+          <w:bCs/>
           <w:color w:val="583E31"/>
         </w:rPr>
         <w:t xml:space="preserve">David Robison:</w:t>
@@ -3319,9 +3318,9 @@
       </w:r>
       <w:r>
         <w:rPr>
-          <w:b w:val="true"/>
-          <w:bCs w:val="true"/>
-          <w:color w:val="6600CC"/>
+          <w:b/>
+          <w:bCs/>
+          <w:color w:val="9C5DE1"/>
         </w:rPr>
         <w:t xml:space="preserve">David de Roode:</w:t>
       </w:r>
@@ -3353,9 +3352,9 @@
       </w:r>
       <w:r>
         <w:rPr>
-          <w:b w:val="true"/>
-          <w:bCs w:val="true"/>
-          <w:color w:val="6600CC"/>
+          <w:b/>
+          <w:bCs/>
+          <w:color w:val="9C5DE1"/>
         </w:rPr>
         <w:t xml:space="preserve">David de Roode:</w:t>
       </w:r>
@@ -3378,8 +3377,8 @@
       </w:r>
       <w:r>
         <w:rPr>
-          <w:b w:val="true"/>
-          <w:bCs w:val="true"/>
+          <w:b/>
+          <w:bCs/>
           <w:color w:val="583E31"/>
         </w:rPr>
         <w:t xml:space="preserve">David Robison:</w:t>
@@ -3403,8 +3402,8 @@
       </w:r>
       <w:r>
         <w:rPr>
-          <w:b w:val="true"/>
-          <w:bCs w:val="true"/>
+          <w:b/>
+          <w:bCs/>
           <w:color w:val="583E31"/>
         </w:rPr>
         <w:t xml:space="preserve">David Robison:</w:t>
@@ -3428,8 +3427,8 @@
       </w:r>
       <w:r>
         <w:rPr>
-          <w:b w:val="true"/>
-          <w:bCs w:val="true"/>
+          <w:b/>
+          <w:bCs/>
           <w:color w:val="583E31"/>
         </w:rPr>
         <w:t xml:space="preserve">David Robison:</w:t>
@@ -3462,8 +3461,8 @@
       </w:r>
       <w:r>
         <w:rPr>
-          <w:b w:val="true"/>
-          <w:bCs w:val="true"/>
+          <w:b/>
+          <w:bCs/>
           <w:color w:val="583E31"/>
         </w:rPr>
         <w:t xml:space="preserve">David Robison:</w:t>
@@ -3487,8 +3486,8 @@
       </w:r>
       <w:r>
         <w:rPr>
-          <w:b w:val="true"/>
-          <w:bCs w:val="true"/>
+          <w:b/>
+          <w:bCs/>
           <w:color w:val="583E31"/>
         </w:rPr>
         <w:t xml:space="preserve">David Robison:</w:t>
@@ -3512,9 +3511,9 @@
       </w:r>
       <w:r>
         <w:rPr>
-          <w:b w:val="true"/>
-          <w:bCs w:val="true"/>
-          <w:color w:val="6600CC"/>
+          <w:b/>
+          <w:bCs/>
+          <w:color w:val="9C5DE1"/>
         </w:rPr>
         <w:t xml:space="preserve">David de Roode:</w:t>
       </w:r>
@@ -3537,9 +3536,9 @@
       </w:r>
       <w:r>
         <w:rPr>
-          <w:b w:val="true"/>
-          <w:bCs w:val="true"/>
-          <w:color w:val="6600CC"/>
+          <w:b/>
+          <w:bCs/>
+          <w:color w:val="9C5DE1"/>
         </w:rPr>
         <w:t xml:space="preserve">David de Roode:</w:t>
       </w:r>
@@ -3571,9 +3570,9 @@
       </w:r>
       <w:r>
         <w:rPr>
-          <w:b w:val="true"/>
-          <w:bCs w:val="true"/>
-          <w:color w:val="6600CC"/>
+          <w:b/>
+          <w:bCs/>
+          <w:color w:val="9C5DE1"/>
         </w:rPr>
         <w:t xml:space="preserve">David de Roode:</w:t>
       </w:r>
@@ -3596,8 +3595,8 @@
       </w:r>
       <w:r>
         <w:rPr>
-          <w:b w:val="true"/>
-          <w:bCs w:val="true"/>
+          <w:b/>
+          <w:bCs/>
           <w:color w:val="583E31"/>
         </w:rPr>
         <w:t xml:space="preserve">David Robison:</w:t>
@@ -3621,8 +3620,8 @@
       </w:r>
       <w:r>
         <w:rPr>
-          <w:b w:val="true"/>
-          <w:bCs w:val="true"/>
+          <w:b/>
+          <w:bCs/>
           <w:color w:val="583E31"/>
         </w:rPr>
         <w:t xml:space="preserve">David Robison:</w:t>
@@ -3655,8 +3654,8 @@
       </w:r>
       <w:r>
         <w:rPr>
-          <w:b w:val="true"/>
-          <w:bCs w:val="true"/>
+          <w:b/>
+          <w:bCs/>
           <w:color w:val="583E31"/>
         </w:rPr>
         <w:t xml:space="preserve">David Robison:</w:t>
@@ -3680,8 +3679,8 @@
       </w:r>
       <w:r>
         <w:rPr>
-          <w:b w:val="true"/>
-          <w:bCs w:val="true"/>
+          <w:b/>
+          <w:bCs/>
           <w:color w:val="583E31"/>
         </w:rPr>
         <w:t xml:space="preserve">David Robison:</w:t>
@@ -3705,9 +3704,9 @@
       </w:r>
       <w:r>
         <w:rPr>
-          <w:b w:val="true"/>
-          <w:bCs w:val="true"/>
-          <w:color w:val="6600CC"/>
+          <w:b/>
+          <w:bCs/>
+          <w:color w:val="9C5DE1"/>
         </w:rPr>
         <w:t xml:space="preserve">David de Roode:</w:t>
       </w:r>
@@ -3730,9 +3729,9 @@
       </w:r>
       <w:r>
         <w:rPr>
-          <w:b w:val="true"/>
-          <w:bCs w:val="true"/>
-          <w:color w:val="6600CC"/>
+          <w:b/>
+          <w:bCs/>
+          <w:color w:val="9C5DE1"/>
         </w:rPr>
         <w:t xml:space="preserve">David de Roode:</w:t>
       </w:r>
@@ -3764,9 +3763,9 @@
       </w:r>
       <w:r>
         <w:rPr>
-          <w:b w:val="true"/>
-          <w:bCs w:val="true"/>
-          <w:color w:val="6600CC"/>
+          <w:b/>
+          <w:bCs/>
+          <w:color w:val="9C5DE1"/>
         </w:rPr>
         <w:t xml:space="preserve">David de Roode:</w:t>
       </w:r>
@@ -3789,9 +3788,9 @@
       </w:r>
       <w:r>
         <w:rPr>
-          <w:b w:val="true"/>
-          <w:bCs w:val="true"/>
-          <w:color w:val="DE4A1D"/>
+          <w:b/>
+          <w:bCs/>
+          <w:color w:val="DC7D3E"/>
         </w:rPr>
         <w:t xml:space="preserve">Victoria Beard:</w:t>
       </w:r>
@@ -3814,9 +3813,9 @@
       </w:r>
       <w:r>
         <w:rPr>
-          <w:b w:val="true"/>
-          <w:bCs w:val="true"/>
-          <w:color w:val="DE4A1D"/>
+          <w:b/>
+          <w:bCs/>
+          <w:color w:val="DC7D3E"/>
         </w:rPr>
         <w:t xml:space="preserve">Victoria Beard:</w:t>
       </w:r>
@@ -3839,8 +3838,8 @@
       </w:r>
       <w:r>
         <w:rPr>
-          <w:b w:val="true"/>
-          <w:bCs w:val="true"/>
+          <w:b/>
+          <w:bCs/>
           <w:color w:val="583E31"/>
         </w:rPr>
         <w:t xml:space="preserve">David Robison:</w:t>
@@ -3864,8 +3863,8 @@
       </w:r>
       <w:r>
         <w:rPr>
-          <w:b w:val="true"/>
-          <w:bCs w:val="true"/>
+          <w:b/>
+          <w:bCs/>
           <w:color w:val="583E31"/>
         </w:rPr>
         <w:t xml:space="preserve">David Robison:</w:t>
@@ -3898,8 +3897,8 @@
       </w:r>
       <w:r>
         <w:rPr>
-          <w:b w:val="true"/>
-          <w:bCs w:val="true"/>
+          <w:b/>
+          <w:bCs/>
           <w:color w:val="583E31"/>
         </w:rPr>
         <w:t xml:space="preserve">David Robison:</w:t>
@@ -3923,8 +3922,8 @@
       </w:r>
       <w:r>
         <w:rPr>
-          <w:b w:val="true"/>
-          <w:bCs w:val="true"/>
+          <w:b/>
+          <w:bCs/>
           <w:color w:val="583E31"/>
         </w:rPr>
         <w:t xml:space="preserve">David Robison:</w:t>
@@ -3948,9 +3947,9 @@
       </w:r>
       <w:r>
         <w:rPr>
-          <w:b w:val="true"/>
-          <w:bCs w:val="true"/>
-          <w:color w:val="6600CC"/>
+          <w:b/>
+          <w:bCs/>
+          <w:color w:val="9C5DE1"/>
         </w:rPr>
         <w:t xml:space="preserve">David de Roode:</w:t>
       </w:r>
@@ -3982,8 +3981,8 @@
       </w:r>
       <w:r>
         <w:rPr>
-          <w:b w:val="true"/>
-          <w:bCs w:val="true"/>
+          <w:b/>
+          <w:bCs/>
           <w:color w:val="583E31"/>
         </w:rPr>
         <w:t xml:space="preserve">David Robison:</w:t>
@@ -4007,9 +4006,9 @@
       </w:r>
       <w:r>
         <w:rPr>
-          <w:b w:val="true"/>
-          <w:bCs w:val="true"/>
-          <w:color w:val="DE4A1D"/>
+          <w:b/>
+          <w:bCs/>
+          <w:color w:val="DC7D3E"/>
         </w:rPr>
         <w:t xml:space="preserve">Victoria Beard:</w:t>
       </w:r>
@@ -4032,8 +4031,8 @@
       </w:r>
       <w:r>
         <w:rPr>
-          <w:b w:val="true"/>
-          <w:bCs w:val="true"/>
+          <w:b/>
+          <w:bCs/>
           <w:color w:val="583E31"/>
         </w:rPr>
         <w:t xml:space="preserve">David Robison:</w:t>
@@ -4057,8 +4056,8 @@
       </w:r>
       <w:r>
         <w:rPr>
-          <w:b w:val="true"/>
-          <w:bCs w:val="true"/>
+          <w:b/>
+          <w:bCs/>
           <w:color w:val="583E31"/>
         </w:rPr>
         <w:t xml:space="preserve">David Robison:</w:t>
@@ -4091,8 +4090,8 @@
       </w:r>
       <w:r>
         <w:rPr>
-          <w:b w:val="true"/>
-          <w:bCs w:val="true"/>
+          <w:b/>
+          <w:bCs/>
           <w:color w:val="583E31"/>
         </w:rPr>
         <w:t xml:space="preserve">David Robison:</w:t>
@@ -4116,8 +4115,8 @@
       </w:r>
       <w:r>
         <w:rPr>
-          <w:b w:val="true"/>
-          <w:bCs w:val="true"/>
+          <w:b/>
+          <w:bCs/>
           <w:color w:val="583E31"/>
         </w:rPr>
         <w:t xml:space="preserve">David Robison:</w:t>
@@ -4141,9 +4140,9 @@
       </w:r>
       <w:r>
         <w:rPr>
-          <w:b w:val="true"/>
-          <w:bCs w:val="true"/>
-          <w:color w:val="6600CC"/>
+          <w:b/>
+          <w:bCs/>
+          <w:color w:val="9C5DE1"/>
         </w:rPr>
         <w:t xml:space="preserve">David de Roode:</w:t>
       </w:r>
@@ -4166,9 +4165,9 @@
       </w:r>
       <w:r>
         <w:rPr>
-          <w:b w:val="true"/>
-          <w:bCs w:val="true"/>
-          <w:color w:val="DE4A1D"/>
+          <w:b/>
+          <w:bCs/>
+          <w:color w:val="DC7D3E"/>
         </w:rPr>
         <w:t xml:space="preserve">Victoria Beard:</w:t>
       </w:r>
@@ -4191,9 +4190,9 @@
       </w:r>
       <w:r>
         <w:rPr>
-          <w:b w:val="true"/>
-          <w:bCs w:val="true"/>
-          <w:color w:val="DE4A1D"/>
+          <w:b/>
+          <w:bCs/>
+          <w:color w:val="DC7D3E"/>
         </w:rPr>
         <w:t xml:space="preserve">Victoria Beard:</w:t>
       </w:r>
@@ -4216,8 +4215,8 @@
       </w:r>
       <w:r>
         <w:rPr>
-          <w:b w:val="true"/>
-          <w:bCs w:val="true"/>
+          <w:b/>
+          <w:bCs/>
           <w:color w:val="583E31"/>
         </w:rPr>
         <w:t xml:space="preserve">David Robison:</w:t>
@@ -4241,9 +4240,9 @@
       </w:r>
       <w:r>
         <w:rPr>
-          <w:b w:val="true"/>
-          <w:bCs w:val="true"/>
-          <w:color w:val="DE4A1D"/>
+          <w:b/>
+          <w:bCs/>
+          <w:color w:val="DC7D3E"/>
         </w:rPr>
         <w:t xml:space="preserve">Victoria Beard:</w:t>
       </w:r>
@@ -4266,8 +4265,8 @@
       </w:r>
       <w:r>
         <w:rPr>
-          <w:b w:val="true"/>
-          <w:bCs w:val="true"/>
+          <w:b/>
+          <w:bCs/>
           <w:color w:val="583E31"/>
         </w:rPr>
         <w:t xml:space="preserve">David Robison:</w:t>
@@ -4291,8 +4290,8 @@
       </w:r>
       <w:r>
         <w:rPr>
-          <w:b w:val="true"/>
-          <w:bCs w:val="true"/>
+          <w:b/>
+          <w:bCs/>
           <w:color w:val="583E31"/>
         </w:rPr>
         <w:t xml:space="preserve">David Robison:</w:t>
@@ -4325,8 +4324,8 @@
       </w:r>
       <w:r>
         <w:rPr>
-          <w:b w:val="true"/>
-          <w:bCs w:val="true"/>
+          <w:b/>
+          <w:bCs/>
           <w:color w:val="583E31"/>
         </w:rPr>
         <w:t xml:space="preserve">David Robison:</w:t>
@@ -4350,9 +4349,9 @@
       </w:r>
       <w:r>
         <w:rPr>
-          <w:b w:val="true"/>
-          <w:bCs w:val="true"/>
-          <w:color w:val="DE4A1D"/>
+          <w:b/>
+          <w:bCs/>
+          <w:color w:val="DC7D3E"/>
         </w:rPr>
         <w:t xml:space="preserve">Victoria Beard:</w:t>
       </w:r>
@@ -4375,9 +4374,9 @@
       </w:r>
       <w:r>
         <w:rPr>
-          <w:b w:val="true"/>
-          <w:bCs w:val="true"/>
-          <w:color w:val="6600CC"/>
+          <w:b/>
+          <w:bCs/>
+          <w:color w:val="9C5DE1"/>
         </w:rPr>
         <w:t xml:space="preserve">David de Roode:</w:t>
       </w:r>
@@ -4400,8 +4399,8 @@
       </w:r>
       <w:r>
         <w:rPr>
-          <w:b w:val="true"/>
-          <w:bCs w:val="true"/>
+          <w:b/>
+          <w:bCs/>
           <w:color w:val="583E31"/>
         </w:rPr>
         <w:t xml:space="preserve">David Robison:</w:t>
@@ -4425,8 +4424,8 @@
       </w:r>
       <w:r>
         <w:rPr>
-          <w:b w:val="true"/>
-          <w:bCs w:val="true"/>
+          <w:b/>
+          <w:bCs/>
           <w:color w:val="583E31"/>
         </w:rPr>
         <w:t xml:space="preserve">David Robison:</w:t>
@@ -4450,9 +4449,9 @@
       </w:r>
       <w:r>
         <w:rPr>
-          <w:b w:val="true"/>
-          <w:bCs w:val="true"/>
-          <w:color w:val="6600CC"/>
+          <w:b/>
+          <w:bCs/>
+          <w:color w:val="9C5DE1"/>
         </w:rPr>
         <w:t xml:space="preserve">David de Roode:</w:t>
       </w:r>
@@ -4484,9 +4483,9 @@
       </w:r>
       <w:r>
         <w:rPr>
-          <w:b w:val="true"/>
-          <w:bCs w:val="true"/>
-          <w:color w:val="6600CC"/>
+          <w:b/>
+          <w:bCs/>
+          <w:color w:val="9C5DE1"/>
         </w:rPr>
         <w:t xml:space="preserve">David de Roode:</w:t>
       </w:r>
@@ -4509,8 +4508,8 @@
       </w:r>
       <w:r>
         <w:rPr>
-          <w:b w:val="true"/>
-          <w:bCs w:val="true"/>
+          <w:b/>
+          <w:bCs/>
           <w:color w:val="583E31"/>
         </w:rPr>
         <w:t xml:space="preserve">David Robison:</w:t>
@@ -4534,9 +4533,9 @@
       </w:r>
       <w:r>
         <w:rPr>
-          <w:b w:val="true"/>
-          <w:bCs w:val="true"/>
-          <w:color w:val="DE4A1D"/>
+          <w:b/>
+          <w:bCs/>
+          <w:color w:val="DC7D3E"/>
         </w:rPr>
         <w:t xml:space="preserve">Victoria Beard:</w:t>
       </w:r>
@@ -4559,9 +4558,9 @@
       </w:r>
       <w:r>
         <w:rPr>
-          <w:b w:val="true"/>
-          <w:bCs w:val="true"/>
-          <w:color w:val="DE4A1D"/>
+          <w:b/>
+          <w:bCs/>
+          <w:color w:val="DC7D3E"/>
         </w:rPr>
         <w:t xml:space="preserve">Victoria Beard:</w:t>
       </w:r>
@@ -4584,8 +4583,8 @@
       </w:r>
       <w:r>
         <w:rPr>
-          <w:b w:val="true"/>
-          <w:bCs w:val="true"/>
+          <w:b/>
+          <w:bCs/>
           <w:color w:val="583E31"/>
         </w:rPr>
         <w:t xml:space="preserve">David Robison:</w:t>
@@ -4609,9 +4608,9 @@
       </w:r>
       <w:r>
         <w:rPr>
-          <w:b w:val="true"/>
-          <w:bCs w:val="true"/>
-          <w:color w:val="DE4A1D"/>
+          <w:b/>
+          <w:bCs/>
+          <w:color w:val="DC7D3E"/>
         </w:rPr>
         <w:t xml:space="preserve">Victoria Beard:</w:t>
       </w:r>
@@ -4634,8 +4633,8 @@
       </w:r>
       <w:r>
         <w:rPr>
-          <w:b w:val="true"/>
-          <w:bCs w:val="true"/>
+          <w:b/>
+          <w:bCs/>
           <w:color w:val="583E31"/>
         </w:rPr>
         <w:t xml:space="preserve">David Robison:</w:t>
@@ -4659,8 +4658,8 @@
       </w:r>
       <w:r>
         <w:rPr>
-          <w:b w:val="true"/>
-          <w:bCs w:val="true"/>
+          <w:b/>
+          <w:bCs/>
           <w:color w:val="583E31"/>
         </w:rPr>
         <w:t xml:space="preserve">David Robison:</w:t>
@@ -4684,9 +4683,9 @@
       </w:r>
       <w:r>
         <w:rPr>
-          <w:b w:val="true"/>
-          <w:bCs w:val="true"/>
-          <w:color w:val="DE4A1D"/>
+          <w:b/>
+          <w:bCs/>
+          <w:color w:val="DC7D3E"/>
         </w:rPr>
         <w:t xml:space="preserve">Victoria Beard:</w:t>
       </w:r>
@@ -4709,8 +4708,8 @@
       </w:r>
       <w:r>
         <w:rPr>
-          <w:b w:val="true"/>
-          <w:bCs w:val="true"/>
+          <w:b/>
+          <w:bCs/>
           <w:color w:val="583E31"/>
         </w:rPr>
         <w:t xml:space="preserve">David Robison:</w:t>
@@ -4734,8 +4733,8 @@
       </w:r>
       <w:r>
         <w:rPr>
-          <w:b w:val="true"/>
-          <w:bCs w:val="true"/>
+          <w:b/>
+          <w:bCs/>
           <w:color w:val="583E31"/>
         </w:rPr>
         <w:t xml:space="preserve">David Robison:</w:t>
@@ -4768,9 +4767,9 @@
       </w:r>
       <w:r>
         <w:rPr>
-          <w:b w:val="true"/>
-          <w:bCs w:val="true"/>
-          <w:color w:val="6600CC"/>
+          <w:b/>
+          <w:bCs/>
+          <w:color w:val="9C5DE1"/>
         </w:rPr>
         <w:t xml:space="preserve">David de Roode:</w:t>
       </w:r>
@@ -4793,9 +4792,9 @@
       </w:r>
       <w:r>
         <w:rPr>
-          <w:b w:val="true"/>
-          <w:bCs w:val="true"/>
-          <w:color w:val="6600CC"/>
+          <w:b/>
+          <w:bCs/>
+          <w:color w:val="9C5DE1"/>
         </w:rPr>
         <w:t xml:space="preserve">David de Roode:</w:t>
       </w:r>
@@ -4818,8 +4817,8 @@
       </w:r>
       <w:r>
         <w:rPr>
-          <w:b w:val="true"/>
-          <w:bCs w:val="true"/>
+          <w:b/>
+          <w:bCs/>
           <w:color w:val="583E31"/>
         </w:rPr>
         <w:t xml:space="preserve">David Robison:</w:t>
@@ -4843,9 +4842,9 @@
       </w:r>
       <w:r>
         <w:rPr>
-          <w:b w:val="true"/>
-          <w:bCs w:val="true"/>
-          <w:color w:val="6600CC"/>
+          <w:b/>
+          <w:bCs/>
+          <w:color w:val="9C5DE1"/>
         </w:rPr>
         <w:t xml:space="preserve">David de Roode:</w:t>
       </w:r>
@@ -4868,9 +4867,9 @@
       </w:r>
       <w:r>
         <w:rPr>
-          <w:b w:val="true"/>
-          <w:bCs w:val="true"/>
-          <w:color w:val="DE4A1D"/>
+          <w:b/>
+          <w:bCs/>
+          <w:color w:val="DC7D3E"/>
         </w:rPr>
         <w:t xml:space="preserve">Victoria Beard:</w:t>
       </w:r>
@@ -4893,8 +4892,8 @@
       </w:r>
       <w:r>
         <w:rPr>
-          <w:b w:val="true"/>
-          <w:bCs w:val="true"/>
+          <w:b/>
+          <w:bCs/>
           <w:color w:val="583E31"/>
         </w:rPr>
         <w:t xml:space="preserve">David Robison:</w:t>
@@ -4918,8 +4917,8 @@
       </w:r>
       <w:r>
         <w:rPr>
-          <w:b w:val="true"/>
-          <w:bCs w:val="true"/>
+          <w:b/>
+          <w:bCs/>
           <w:color w:val="583E31"/>
         </w:rPr>
         <w:t xml:space="preserve">David Robison:</w:t>
@@ -4943,8 +4942,8 @@
       </w:r>
       <w:r>
         <w:rPr>
-          <w:b w:val="true"/>
-          <w:bCs w:val="true"/>
+          <w:b/>
+          <w:bCs/>
           <w:color w:val="583E31"/>
         </w:rPr>
         <w:t xml:space="preserve">David Robison:</w:t>
@@ -4977,9 +4976,9 @@
       </w:r>
       <w:r>
         <w:rPr>
-          <w:b w:val="true"/>
-          <w:bCs w:val="true"/>
-          <w:color w:val="6600CC"/>
+          <w:b/>
+          <w:bCs/>
+          <w:color w:val="9C5DE1"/>
         </w:rPr>
         <w:t xml:space="preserve">David de Roode:</w:t>
       </w:r>
@@ -5002,8 +5001,8 @@
       </w:r>
       <w:r>
         <w:rPr>
-          <w:b w:val="true"/>
-          <w:bCs w:val="true"/>
+          <w:b/>
+          <w:bCs/>
           <w:color w:val="583E31"/>
         </w:rPr>
         <w:t xml:space="preserve">David Robison:</w:t>
@@ -5027,9 +5026,9 @@
       </w:r>
       <w:r>
         <w:rPr>
-          <w:b w:val="true"/>
-          <w:bCs w:val="true"/>
-          <w:color w:val="DE4A1D"/>
+          <w:b/>
+          <w:bCs/>
+          <w:color w:val="DC7D3E"/>
         </w:rPr>
         <w:t xml:space="preserve">Victoria Beard:</w:t>
       </w:r>
@@ -5052,9 +5051,9 @@
       </w:r>
       <w:r>
         <w:rPr>
-          <w:b w:val="true"/>
-          <w:bCs w:val="true"/>
-          <w:color w:val="DE4A1D"/>
+          <w:b/>
+          <w:bCs/>
+          <w:color w:val="DC7D3E"/>
         </w:rPr>
         <w:t xml:space="preserve">Victoria Beard:</w:t>
       </w:r>
@@ -5077,8 +5076,8 @@
       </w:r>
       <w:r>
         <w:rPr>
-          <w:b w:val="true"/>
-          <w:bCs w:val="true"/>
+          <w:b/>
+          <w:bCs/>
           <w:color w:val="583E31"/>
         </w:rPr>
         <w:t xml:space="preserve">David Robison:</w:t>
@@ -5102,9 +5101,9 @@
       </w:r>
       <w:r>
         <w:rPr>
-          <w:b w:val="true"/>
-          <w:bCs w:val="true"/>
-          <w:color w:val="DE4A1D"/>
+          <w:b/>
+          <w:bCs/>
+          <w:color w:val="DC7D3E"/>
         </w:rPr>
         <w:t xml:space="preserve">Victoria Beard:</w:t>
       </w:r>
@@ -5127,8 +5126,8 @@
       </w:r>
       <w:r>
         <w:rPr>
-          <w:b w:val="true"/>
-          <w:bCs w:val="true"/>
+          <w:b/>
+          <w:bCs/>
           <w:color w:val="583E31"/>
         </w:rPr>
         <w:t xml:space="preserve">David Robison:</w:t>
@@ -5152,9 +5151,9 @@
       </w:r>
       <w:r>
         <w:rPr>
-          <w:b w:val="true"/>
-          <w:bCs w:val="true"/>
-          <w:color w:val="6600CC"/>
+          <w:b/>
+          <w:bCs/>
+          <w:color w:val="9C5DE1"/>
         </w:rPr>
         <w:t xml:space="preserve">David de Roode:</w:t>
       </w:r>
@@ -5177,8 +5176,8 @@
       </w:r>
       <w:r>
         <w:rPr>
-          <w:b w:val="true"/>
-          <w:bCs w:val="true"/>
+          <w:b/>
+          <w:bCs/>
           <w:color w:val="583E31"/>
         </w:rPr>
         <w:t xml:space="preserve">David Robison:</w:t>
@@ -5202,8 +5201,8 @@
       </w:r>
       <w:r>
         <w:rPr>
-          <w:b w:val="true"/>
-          <w:bCs w:val="true"/>
+          <w:b/>
+          <w:bCs/>
           <w:color w:val="583E31"/>
         </w:rPr>
         <w:t xml:space="preserve">David Robison:</w:t>
@@ -5227,9 +5226,9 @@
       </w:r>
       <w:r>
         <w:rPr>
-          <w:b w:val="true"/>
-          <w:bCs w:val="true"/>
-          <w:color w:val="6600CC"/>
+          <w:b/>
+          <w:bCs/>
+          <w:color w:val="9C5DE1"/>
         </w:rPr>
         <w:t xml:space="preserve">David de Roode:</w:t>
       </w:r>
@@ -5252,8 +5251,8 @@
       </w:r>
       <w:r>
         <w:rPr>
-          <w:b w:val="true"/>
-          <w:bCs w:val="true"/>
+          <w:b/>
+          <w:bCs/>
           <w:color w:val="583E31"/>
         </w:rPr>
         <w:t xml:space="preserve">David Robison:</w:t>
@@ -5277,9 +5276,9 @@
       </w:r>
       <w:r>
         <w:rPr>
-          <w:b w:val="true"/>
-          <w:bCs w:val="true"/>
-          <w:color w:val="DE4A1D"/>
+          <w:b/>
+          <w:bCs/>
+          <w:color w:val="DC7D3E"/>
         </w:rPr>
         <w:t xml:space="preserve">Victoria Beard:</w:t>
       </w:r>
@@ -5302,8 +5301,8 @@
       </w:r>
       <w:r>
         <w:rPr>
-          <w:b w:val="true"/>
-          <w:bCs w:val="true"/>
+          <w:b/>
+          <w:bCs/>
           <w:color w:val="583E31"/>
         </w:rPr>
         <w:t xml:space="preserve">David Robison:</w:t>
@@ -5327,8 +5326,8 @@
       </w:r>
       <w:r>
         <w:rPr>
-          <w:b w:val="true"/>
-          <w:bCs w:val="true"/>
+          <w:b/>
+          <w:bCs/>
           <w:color w:val="583E31"/>
         </w:rPr>
         <w:t xml:space="preserve">David Robison:</w:t>
@@ -5361,9 +5360,9 @@
       </w:r>
       <w:r>
         <w:rPr>
-          <w:b w:val="true"/>
-          <w:bCs w:val="true"/>
-          <w:color w:val="DE4A1D"/>
+          <w:b/>
+          <w:bCs/>
+          <w:color w:val="DC7D3E"/>
         </w:rPr>
         <w:t xml:space="preserve">Victoria Beard:</w:t>
       </w:r>
@@ -5386,8 +5385,8 @@
       </w:r>
       <w:r>
         <w:rPr>
-          <w:b w:val="true"/>
-          <w:bCs w:val="true"/>
+          <w:b/>
+          <w:bCs/>
           <w:color w:val="583E31"/>
         </w:rPr>
         <w:t xml:space="preserve">David Robison:</w:t>
@@ -5411,8 +5410,8 @@
       </w:r>
       <w:r>
         <w:rPr>
-          <w:b w:val="true"/>
-          <w:bCs w:val="true"/>
+          <w:b/>
+          <w:bCs/>
           <w:color w:val="583E31"/>
         </w:rPr>
         <w:t xml:space="preserve">David Robison:</w:t>
@@ -5436,8 +5435,8 @@
       </w:r>
       <w:r>
         <w:rPr>
-          <w:b w:val="true"/>
-          <w:bCs w:val="true"/>
+          <w:b/>
+          <w:bCs/>
           <w:color w:val="583E31"/>
         </w:rPr>
         <w:t xml:space="preserve">David Robison:</w:t>
@@ -5461,9 +5460,9 @@
       </w:r>
       <w:r>
         <w:rPr>
-          <w:b w:val="true"/>
-          <w:bCs w:val="true"/>
-          <w:color w:val="6600CC"/>
+          <w:b/>
+          <w:bCs/>
+          <w:color w:val="9C5DE1"/>
         </w:rPr>
         <w:t xml:space="preserve">David de Roode:</w:t>
       </w:r>
@@ -5495,8 +5494,8 @@
       </w:r>
       <w:r>
         <w:rPr>
-          <w:b w:val="true"/>
-          <w:bCs w:val="true"/>
+          <w:b/>
+          <w:bCs/>
           <w:color w:val="583E31"/>
         </w:rPr>
         <w:t xml:space="preserve">David Robison:</w:t>
@@ -5520,8 +5519,8 @@
       </w:r>
       <w:r>
         <w:rPr>
-          <w:b w:val="true"/>
-          <w:bCs w:val="true"/>
+          <w:b/>
+          <w:bCs/>
           <w:color w:val="583E31"/>
         </w:rPr>
         <w:t xml:space="preserve">David Robison:</w:t>
@@ -5545,9 +5544,9 @@
       </w:r>
       <w:r>
         <w:rPr>
-          <w:b w:val="true"/>
-          <w:bCs w:val="true"/>
-          <w:color w:val="DE4A1D"/>
+          <w:b/>
+          <w:bCs/>
+          <w:color w:val="DC7D3E"/>
         </w:rPr>
         <w:t xml:space="preserve">Victoria Beard:</w:t>
       </w:r>
@@ -5570,8 +5569,8 @@
       </w:r>
       <w:r>
         <w:rPr>
-          <w:b w:val="true"/>
-          <w:bCs w:val="true"/>
+          <w:b/>
+          <w:bCs/>
           <w:color w:val="583E31"/>
         </w:rPr>
         <w:t xml:space="preserve">David Robison:</w:t>
@@ -5604,8 +5603,8 @@
       </w:r>
       <w:r>
         <w:rPr>
-          <w:b w:val="true"/>
-          <w:bCs w:val="true"/>
+          <w:b/>
+          <w:bCs/>
           <w:color w:val="583E31"/>
         </w:rPr>
         <w:t xml:space="preserve">David Robison:</w:t>
@@ -5629,8 +5628,8 @@
       </w:r>
       <w:r>
         <w:rPr>
-          <w:b w:val="true"/>
-          <w:bCs w:val="true"/>
+          <w:b/>
+          <w:bCs/>
           <w:color w:val="583E31"/>
         </w:rPr>
         <w:t xml:space="preserve">David Robison:</w:t>
@@ -5654,8 +5653,8 @@
       </w:r>
       <w:r>
         <w:rPr>
-          <w:b w:val="true"/>
-          <w:bCs w:val="true"/>
+          <w:b/>
+          <w:bCs/>
           <w:color w:val="583E31"/>
         </w:rPr>
         <w:t xml:space="preserve">David Robison:</w:t>
@@ -5688,8 +5687,8 @@
       </w:r>
       <w:r>
         <w:rPr>
-          <w:b w:val="true"/>
-          <w:bCs w:val="true"/>
+          <w:b/>
+          <w:bCs/>
           <w:color w:val="583E31"/>
         </w:rPr>
         <w:t xml:space="preserve">David Robison:</w:t>
@@ -5713,9 +5712,9 @@
       </w:r>
       <w:r>
         <w:rPr>
-          <w:b w:val="true"/>
-          <w:bCs w:val="true"/>
-          <w:color w:val="DE4A1D"/>
+          <w:b/>
+          <w:bCs/>
+          <w:color w:val="DC7D3E"/>
         </w:rPr>
         <w:t xml:space="preserve">Victoria Beard:</w:t>
       </w:r>
@@ -5738,8 +5737,8 @@
       </w:r>
       <w:r>
         <w:rPr>
-          <w:b w:val="true"/>
-          <w:bCs w:val="true"/>
+          <w:b/>
+          <w:bCs/>
           <w:color w:val="583E31"/>
         </w:rPr>
         <w:t xml:space="preserve">David Robison:</w:t>
@@ -5763,8 +5762,8 @@
       </w:r>
       <w:r>
         <w:rPr>
-          <w:b w:val="true"/>
-          <w:bCs w:val="true"/>
+          <w:b/>
+          <w:bCs/>
           <w:color w:val="583E31"/>
         </w:rPr>
         <w:t xml:space="preserve">David Robison:</w:t>
@@ -5788,8 +5787,8 @@
       </w:r>
       <w:r>
         <w:rPr>
-          <w:b w:val="true"/>
-          <w:bCs w:val="true"/>
+          <w:b/>
+          <w:bCs/>
           <w:color w:val="583E31"/>
         </w:rPr>
         <w:t xml:space="preserve">David Robison:</w:t>
@@ -5813,8 +5812,8 @@
       </w:r>
       <w:r>
         <w:rPr>
-          <w:b w:val="true"/>
-          <w:bCs w:val="true"/>
+          <w:b/>
+          <w:bCs/>
           <w:color w:val="583E31"/>
         </w:rPr>
         <w:t xml:space="preserve">David Robison:</w:t>
@@ -5847,8 +5846,8 @@
       </w:r>
       <w:r>
         <w:rPr>
-          <w:b w:val="true"/>
-          <w:bCs w:val="true"/>
+          <w:b/>
+          <w:bCs/>
           <w:color w:val="583E31"/>
         </w:rPr>
         <w:t xml:space="preserve">David Robison:</w:t>
@@ -5872,9 +5871,9 @@
       </w:r>
       <w:r>
         <w:rPr>
-          <w:b w:val="true"/>
-          <w:bCs w:val="true"/>
-          <w:color w:val="DE4A1D"/>
+          <w:b/>
+          <w:bCs/>
+          <w:color w:val="DC7D3E"/>
         </w:rPr>
         <w:t xml:space="preserve">Victoria Beard:</w:t>
       </w:r>
@@ -5897,8 +5896,8 @@
       </w:r>
       <w:r>
         <w:rPr>
-          <w:b w:val="true"/>
-          <w:bCs w:val="true"/>
+          <w:b/>
+          <w:bCs/>
           <w:color w:val="583E31"/>
         </w:rPr>
         <w:t xml:space="preserve">David Robison:</w:t>
@@ -5922,9 +5921,9 @@
       </w:r>
       <w:r>
         <w:rPr>
-          <w:b w:val="true"/>
-          <w:bCs w:val="true"/>
-          <w:color w:val="6600CC"/>
+          <w:b/>
+          <w:bCs/>
+          <w:color w:val="9C5DE1"/>
         </w:rPr>
         <w:t xml:space="preserve">David de Roode:</w:t>
       </w:r>
@@ -5947,9 +5946,9 @@
       </w:r>
       <w:r>
         <w:rPr>
-          <w:b w:val="true"/>
-          <w:bCs w:val="true"/>
-          <w:color w:val="DE4A1D"/>
+          <w:b/>
+          <w:bCs/>
+          <w:color w:val="DC7D3E"/>
         </w:rPr>
         <w:t xml:space="preserve">Victoria Beard:</w:t>
       </w:r>
@@ -5972,9 +5971,9 @@
       </w:r>
       <w:r>
         <w:rPr>
-          <w:b w:val="true"/>
-          <w:bCs w:val="true"/>
-          <w:color w:val="6600CC"/>
+          <w:b/>
+          <w:bCs/>
+          <w:color w:val="9C5DE1"/>
         </w:rPr>
         <w:t xml:space="preserve">David de Roode:</w:t>
       </w:r>
@@ -6006,9 +6005,9 @@
       </w:r>
       <w:r>
         <w:rPr>
-          <w:b w:val="true"/>
-          <w:bCs w:val="true"/>
-          <w:color w:val="6600CC"/>
+          <w:b/>
+          <w:bCs/>
+          <w:color w:val="9C5DE1"/>
         </w:rPr>
         <w:t xml:space="preserve">David de Roode:</w:t>
       </w:r>
@@ -6031,9 +6030,9 @@
       </w:r>
       <w:r>
         <w:rPr>
-          <w:b w:val="true"/>
-          <w:bCs w:val="true"/>
-          <w:color w:val="DE4A1D"/>
+          <w:b/>
+          <w:bCs/>
+          <w:color w:val="DC7D3E"/>
         </w:rPr>
         <w:t xml:space="preserve">Victoria Beard:</w:t>
       </w:r>
@@ -6056,9 +6055,9 @@
       </w:r>
       <w:r>
         <w:rPr>
-          <w:b w:val="true"/>
-          <w:bCs w:val="true"/>
-          <w:color w:val="6600CC"/>
+          <w:b/>
+          <w:bCs/>
+          <w:color w:val="9C5DE1"/>
         </w:rPr>
         <w:t xml:space="preserve">David de Roode:</w:t>
       </w:r>
@@ -6081,8 +6080,8 @@
       </w:r>
       <w:r>
         <w:rPr>
-          <w:b w:val="true"/>
-          <w:bCs w:val="true"/>
+          <w:b/>
+          <w:bCs/>
           <w:color w:val="583E31"/>
         </w:rPr>
         <w:t xml:space="preserve">David Robison:</w:t>
@@ -6106,8 +6105,8 @@
       </w:r>
       <w:r>
         <w:rPr>
-          <w:b w:val="true"/>
-          <w:bCs w:val="true"/>
+          <w:b/>
+          <w:bCs/>
           <w:color w:val="583E31"/>
         </w:rPr>
         <w:t xml:space="preserve">David Robison:</w:t>
@@ -6140,8 +6139,8 @@
       </w:r>
       <w:r>
         <w:rPr>
-          <w:b w:val="true"/>
-          <w:bCs w:val="true"/>
+          <w:b/>
+          <w:bCs/>
           <w:color w:val="583E31"/>
         </w:rPr>
         <w:t xml:space="preserve">David Robison:</w:t>
@@ -6165,9 +6164,9 @@
       </w:r>
       <w:r>
         <w:rPr>
-          <w:b w:val="true"/>
-          <w:bCs w:val="true"/>
-          <w:color w:val="DE4A1D"/>
+          <w:b/>
+          <w:bCs/>
+          <w:color w:val="DC7D3E"/>
         </w:rPr>
         <w:t xml:space="preserve">Victoria Beard:</w:t>
       </w:r>
@@ -6190,9 +6189,9 @@
       </w:r>
       <w:r>
         <w:rPr>
-          <w:b w:val="true"/>
-          <w:bCs w:val="true"/>
-          <w:color w:val="6600CC"/>
+          <w:b/>
+          <w:bCs/>
+          <w:color w:val="9C5DE1"/>
         </w:rPr>
         <w:t xml:space="preserve">David de Roode:</w:t>
       </w:r>
@@ -6215,9 +6214,9 @@
       </w:r>
       <w:r>
         <w:rPr>
-          <w:b w:val="true"/>
-          <w:bCs w:val="true"/>
-          <w:color w:val="DE4A1D"/>
+          <w:b/>
+          <w:bCs/>
+          <w:color w:val="DC7D3E"/>
         </w:rPr>
         <w:t xml:space="preserve">Victoria Beard:</w:t>
       </w:r>
@@ -6240,9 +6239,9 @@
       </w:r>
       <w:r>
         <w:rPr>
-          <w:b w:val="true"/>
-          <w:bCs w:val="true"/>
-          <w:color w:val="6600CC"/>
+          <w:b/>
+          <w:bCs/>
+          <w:color w:val="9C5DE1"/>
         </w:rPr>
         <w:t xml:space="preserve">David de Roode:</w:t>
       </w:r>
@@ -6265,9 +6264,9 @@
       </w:r>
       <w:r>
         <w:rPr>
-          <w:b w:val="true"/>
-          <w:bCs w:val="true"/>
-          <w:color w:val="DE4A1D"/>
+          <w:b/>
+          <w:bCs/>
+          <w:color w:val="DC7D3E"/>
         </w:rPr>
         <w:t xml:space="preserve">Victoria Beard:</w:t>
       </w:r>
@@ -6290,9 +6289,9 @@
       </w:r>
       <w:r>
         <w:rPr>
-          <w:b w:val="true"/>
-          <w:bCs w:val="true"/>
-          <w:color w:val="6600CC"/>
+          <w:b/>
+          <w:bCs/>
+          <w:color w:val="9C5DE1"/>
         </w:rPr>
         <w:t xml:space="preserve">David de Roode:</w:t>
       </w:r>
@@ -6315,8 +6314,8 @@
       </w:r>
       <w:r>
         <w:rPr>
-          <w:b w:val="true"/>
-          <w:bCs w:val="true"/>
+          <w:b/>
+          <w:bCs/>
           <w:color w:val="583E31"/>
         </w:rPr>
         <w:t xml:space="preserve">David Robison:</w:t>
@@ -6340,9 +6339,9 @@
       </w:r>
       <w:r>
         <w:rPr>
-          <w:b w:val="true"/>
-          <w:bCs w:val="true"/>
-          <w:color w:val="6600CC"/>
+          <w:b/>
+          <w:bCs/>
+          <w:color w:val="9C5DE1"/>
         </w:rPr>
         <w:t xml:space="preserve">David de Roode:</w:t>
       </w:r>
@@ -6365,9 +6364,9 @@
       </w:r>
       <w:r>
         <w:rPr>
-          <w:b w:val="true"/>
-          <w:bCs w:val="true"/>
-          <w:color w:val="DE4A1D"/>
+          <w:b/>
+          <w:bCs/>
+          <w:color w:val="DC7D3E"/>
         </w:rPr>
         <w:t xml:space="preserve">Victoria Beard:</w:t>
       </w:r>
@@ -6390,9 +6389,9 @@
       </w:r>
       <w:r>
         <w:rPr>
-          <w:b w:val="true"/>
-          <w:bCs w:val="true"/>
-          <w:color w:val="6600CC"/>
+          <w:b/>
+          <w:bCs/>
+          <w:color w:val="9C5DE1"/>
         </w:rPr>
         <w:t xml:space="preserve">David de Roode:</w:t>
       </w:r>
@@ -6415,9 +6414,9 @@
       </w:r>
       <w:r>
         <w:rPr>
-          <w:b w:val="true"/>
-          <w:bCs w:val="true"/>
-          <w:color w:val="DE4A1D"/>
+          <w:b/>
+          <w:bCs/>
+          <w:color w:val="DC7D3E"/>
         </w:rPr>
         <w:t xml:space="preserve">Victoria Beard:</w:t>
       </w:r>
@@ -6440,8 +6439,8 @@
       </w:r>
       <w:r>
         <w:rPr>
-          <w:b w:val="true"/>
-          <w:bCs w:val="true"/>
+          <w:b/>
+          <w:bCs/>
           <w:color w:val="583E31"/>
         </w:rPr>
         <w:t xml:space="preserve">David Robison:</w:t>
@@ -6465,9 +6464,9 @@
       </w:r>
       <w:r>
         <w:rPr>
-          <w:b w:val="true"/>
-          <w:bCs w:val="true"/>
-          <w:color w:val="6600CC"/>
+          <w:b/>
+          <w:bCs/>
+          <w:color w:val="9C5DE1"/>
         </w:rPr>
         <w:t xml:space="preserve">David de Roode:</w:t>
       </w:r>
@@ -6490,9 +6489,9 @@
       </w:r>
       <w:r>
         <w:rPr>
-          <w:b w:val="true"/>
-          <w:bCs w:val="true"/>
-          <w:color w:val="DE4A1D"/>
+          <w:b/>
+          <w:bCs/>
+          <w:color w:val="DC7D3E"/>
         </w:rPr>
         <w:t xml:space="preserve">Victoria Beard:</w:t>
       </w:r>
@@ -6515,9 +6514,9 @@
       </w:r>
       <w:r>
         <w:rPr>
-          <w:b w:val="true"/>
-          <w:bCs w:val="true"/>
-          <w:color w:val="6600CC"/>
+          <w:b/>
+          <w:bCs/>
+          <w:color w:val="9C5DE1"/>
         </w:rPr>
         <w:t xml:space="preserve">David de Roode:</w:t>
       </w:r>
@@ -6549,9 +6548,9 @@
       </w:r>
       <w:r>
         <w:rPr>
-          <w:b w:val="true"/>
-          <w:bCs w:val="true"/>
-          <w:color w:val="6600CC"/>
+          <w:b/>
+          <w:bCs/>
+          <w:color w:val="9C5DE1"/>
         </w:rPr>
         <w:t xml:space="preserve">David de Roode:</w:t>
       </w:r>
@@ -6574,9 +6573,9 @@
       </w:r>
       <w:r>
         <w:rPr>
-          <w:b w:val="true"/>
-          <w:bCs w:val="true"/>
-          <w:color w:val="6600CC"/>
+          <w:b/>
+          <w:bCs/>
+          <w:color w:val="9C5DE1"/>
         </w:rPr>
         <w:t xml:space="preserve">David de Roode:</w:t>
       </w:r>
@@ -6599,9 +6598,9 @@
       </w:r>
       <w:r>
         <w:rPr>
-          <w:b w:val="true"/>
-          <w:bCs w:val="true"/>
-          <w:color w:val="DE4A1D"/>
+          <w:b/>
+          <w:bCs/>
+          <w:color w:val="DC7D3E"/>
         </w:rPr>
         <w:t xml:space="preserve">Victoria Beard:</w:t>
       </w:r>
@@ -6624,9 +6623,9 @@
       </w:r>
       <w:r>
         <w:rPr>
-          <w:b w:val="true"/>
-          <w:bCs w:val="true"/>
-          <w:color w:val="6600CC"/>
+          <w:b/>
+          <w:bCs/>
+          <w:color w:val="9C5DE1"/>
         </w:rPr>
         <w:t xml:space="preserve">David de Roode:</w:t>
       </w:r>
@@ -6649,9 +6648,9 @@
       </w:r>
       <w:r>
         <w:rPr>
-          <w:b w:val="true"/>
-          <w:bCs w:val="true"/>
-          <w:color w:val="DE4A1D"/>
+          <w:b/>
+          <w:bCs/>
+          <w:color w:val="DC7D3E"/>
         </w:rPr>
         <w:t xml:space="preserve">Victoria Beard:</w:t>
       </w:r>
@@ -6674,9 +6673,9 @@
       </w:r>
       <w:r>
         <w:rPr>
-          <w:b w:val="true"/>
-          <w:bCs w:val="true"/>
-          <w:color w:val="6600CC"/>
+          <w:b/>
+          <w:bCs/>
+          <w:color w:val="9C5DE1"/>
         </w:rPr>
         <w:t xml:space="preserve">David de Roode:</w:t>
       </w:r>
@@ -6699,9 +6698,9 @@
       </w:r>
       <w:r>
         <w:rPr>
-          <w:b w:val="true"/>
-          <w:bCs w:val="true"/>
-          <w:color w:val="DE4A1D"/>
+          <w:b/>
+          <w:bCs/>
+          <w:color w:val="DC7D3E"/>
         </w:rPr>
         <w:t xml:space="preserve">Victoria Beard:</w:t>
       </w:r>
@@ -6724,9 +6723,9 @@
       </w:r>
       <w:r>
         <w:rPr>
-          <w:b w:val="true"/>
-          <w:bCs w:val="true"/>
-          <w:color w:val="6600CC"/>
+          <w:b/>
+          <w:bCs/>
+          <w:color w:val="9C5DE1"/>
         </w:rPr>
         <w:t xml:space="preserve">David de Roode:</w:t>
       </w:r>
@@ -6749,9 +6748,9 @@
       </w:r>
       <w:r>
         <w:rPr>
-          <w:b w:val="true"/>
-          <w:bCs w:val="true"/>
-          <w:color w:val="6600CC"/>
+          <w:b/>
+          <w:bCs/>
+          <w:color w:val="9C5DE1"/>
         </w:rPr>
         <w:t xml:space="preserve">David de Roode:</w:t>
       </w:r>
@@ -8306,13 +8305,53 @@
     </w:p>
     <w:sectPr>
       <w:pgSz w:w="11906" w:h="16838" w:orient="portrait"/>
-      <w:pgMar w:top="1440" w:right="1440" w:bottom="1440" w:left="1440" w:header="708" w:footer="708" w:gutter="0" w:mirrorMargins="false"/>
-      <w:cols w:space="708" w:num="1" w:sep="false"/>
+      <w:pgMar w:top="1440" w:right="1440" w:bottom="1440" w:left="1440" w:header="708" w:footer="708" w:gutter="0"/>
+      <w:pgNumType/>
       <w:docGrid w:linePitch="360"/>
-      <w:pgNumType/>
     </w:sectPr>
   </w:body>
 </w:document>
+</file>
+
+<file path=word/comments.xml><?xml version="1.0" encoding="utf-8"?>
+<w:comments xmlns:cx="http://schemas.microsoft.com/office/drawing/2014/chartex" xmlns:cx1="http://schemas.microsoft.com/office/drawing/2015/9/8/chartex" xmlns:cx2="http://schemas.microsoft.com/office/drawing/2015/10/21/chartex" xmlns:cx3="http://schemas.microsoft.com/office/drawing/2016/5/9/chartex" xmlns:cx4="http://schemas.microsoft.com/office/drawing/2016/5/10/chartex" xmlns:cx5="http://schemas.microsoft.com/office/drawing/2016/5/11/chartex" xmlns:cx6="http://schemas.microsoft.com/office/drawing/2016/5/12/chartex" xmlns:cx7="http://schemas.microsoft.com/office/drawing/2016/5/13/chartex" xmlns:cx8="http://schemas.microsoft.com/office/drawing/2016/5/14/chartex" xmlns:mc="http://schemas.openxmlformats.org/markup-compatibility/2006" xmlns:aink="http://schemas.microsoft.com/office/drawing/2016/ink" xmlns:am3d="http://schemas.microsoft.com/office/drawing/2017/model3d" xmlns:o="urn:schemas-microsoft-com:office:office" xmlns:r="http://schemas.openxmlformats.org/officeDocument/2006/relationships" xmlns:m="http://schemas.openxmlformats.org/officeDocument/2006/math" xmlns:v="urn:schemas-microsoft-com:vml" xmlns:wp14="http://schemas.microsoft.com/office/word/2010/wordprocessingDrawing" xmlns:wp="http://schemas.openxmlformats.org/drawingml/2006/wordprocessingDrawing" xmlns:w10="urn:schemas-microsoft-com:office:word" xmlns:w="http://schemas.openxmlformats.org/wordprocessingml/2006/main" xmlns:w14="http://schemas.microsoft.com/office/word/2010/wordml" xmlns:w15="http://schemas.microsoft.com/office/word/2012/wordml" xmlns:w16cex="http://schemas.microsoft.com/office/word/2018/wordml/cex" xmlns:w16cid="http://schemas.microsoft.com/office/word/2016/wordml/cid" xmlns:w16="http://schemas.microsoft.com/office/word/2018/wordml" xmlns:w16sdtdh="http://schemas.microsoft.com/office/word/2020/wordml/sdtdatahash" xmlns:w16se="http://schemas.microsoft.com/office/word/2015/wordml/symex" xmlns:wpg="http://schemas.microsoft.com/office/word/2010/wordprocessingGroup" xmlns:wpi="http://schemas.microsoft.com/office/word/2010/wordprocessingInk" xmlns:wne="http://schemas.microsoft.com/office/word/2006/wordml" xmlns:wps="http://schemas.microsoft.com/office/word/2010/wordprocessingShape"/>
+</file>
+
+<file path=word/endnotes.xml><?xml version="1.0" encoding="utf-8"?>
+<w:endnotes xmlns:wpc="http://schemas.microsoft.com/office/word/2010/wordprocessingCanvas" xmlns:mc="http://schemas.openxmlformats.org/markup-compatibility/2006" xmlns:o="urn:schemas-microsoft-com:office:office" xmlns:r="http://schemas.openxmlformats.org/officeDocument/2006/relationships" xmlns:m="http://schemas.openxmlformats.org/officeDocument/2006/math" xmlns:v="urn:schemas-microsoft-com:vml" xmlns:wp14="http://schemas.microsoft.com/office/word/2010/wordprocessingDrawing" xmlns:wp="http://schemas.openxmlformats.org/drawingml/2006/wordprocessingDrawing" xmlns:w10="urn:schemas-microsoft-com:office:word" xmlns:w="http://schemas.openxmlformats.org/wordprocessingml/2006/main" xmlns:w14="http://schemas.microsoft.com/office/word/2010/wordml" xmlns:w15="http://schemas.microsoft.com/office/word/2012/wordml" xmlns:wpg="http://schemas.microsoft.com/office/word/2010/wordprocessingGroup" xmlns:wpi="http://schemas.microsoft.com/office/word/2010/wordprocessingInk" xmlns:wne="http://schemas.microsoft.com/office/word/2006/wordml" xmlns:wps="http://schemas.microsoft.com/office/word/2010/wordprocessingShape" mc:Ignorable="w14 w15 wp14">
+  <w:endnote w:type="separator" w:id="-1">
+    <w:p>
+      <w:pPr>
+        <w:spacing w:after="0" w:line="240" w:lineRule="auto"/>
+      </w:pPr>
+      <w:r>
+        <w:rPr>
+          <w:rStyle w:val="EndnoteReference"/>
+        </w:rPr>
+        <w:endnoteRef/>
+      </w:r>
+      <w:r>
+        <w:separator/>
+      </w:r>
+    </w:p>
+  </w:endnote>
+  <w:endnote w:type="continuationSeparator" w:id="0">
+    <w:p>
+      <w:pPr>
+        <w:spacing w:after="0" w:line="240" w:lineRule="auto"/>
+      </w:pPr>
+      <w:r>
+        <w:rPr>
+          <w:rStyle w:val="EndnoteReference"/>
+        </w:rPr>
+        <w:endnoteRef/>
+      </w:r>
+      <w:r>
+        <w:continuationSeparator/>
+      </w:r>
+    </w:p>
+  </w:endnote>
+</w:endnotes>
 </file>
 
 <file path=word/footnotes.xml><?xml version="1.0" encoding="utf-8"?>
@@ -8354,92 +8393,92 @@
 
 <file path=word/numbering.xml><?xml version="1.0" encoding="utf-8"?>
 <w:numbering xmlns:wpc="http://schemas.microsoft.com/office/word/2010/wordprocessingCanvas" xmlns:mc="http://schemas.openxmlformats.org/markup-compatibility/2006" xmlns:o="urn:schemas-microsoft-com:office:office" xmlns:r="http://schemas.openxmlformats.org/officeDocument/2006/relationships" xmlns:m="http://schemas.openxmlformats.org/officeDocument/2006/math" xmlns:v="urn:schemas-microsoft-com:vml" xmlns:wp14="http://schemas.microsoft.com/office/word/2010/wordprocessingDrawing" xmlns:wp="http://schemas.openxmlformats.org/drawingml/2006/wordprocessingDrawing" xmlns:w10="urn:schemas-microsoft-com:office:word" xmlns:w="http://schemas.openxmlformats.org/wordprocessingml/2006/main" xmlns:w14="http://schemas.microsoft.com/office/word/2010/wordml" xmlns:w15="http://schemas.microsoft.com/office/word/2012/wordml" xmlns:wpg="http://schemas.microsoft.com/office/word/2010/wordprocessingGroup" xmlns:wpi="http://schemas.microsoft.com/office/word/2010/wordprocessingInk" xmlns:wne="http://schemas.microsoft.com/office/word/2006/wordml" xmlns:wps="http://schemas.microsoft.com/office/word/2010/wordprocessingShape" mc:Ignorable="w14 w15 wp14">
-  <w:abstractNum w:abstractNumId="0" w15:restartNumberingAfterBreak="0">
+  <w:abstractNum w:abstractNumId="1" w15:restartNumberingAfterBreak="0">
     <w:multiLevelType w:val="hybridMultilevel"/>
     <w:lvl w:ilvl="0" w15:tentative="1">
       <w:start w:val="1"/>
-      <w:lvlJc w:val="left"/>
       <w:numFmt w:val="bullet"/>
       <w:lvlText w:val="●"/>
+      <w:lvlJc w:val="left"/>
       <w:pPr>
         <w:ind w:left="720" w:hanging="360"/>
       </w:pPr>
     </w:lvl>
     <w:lvl w:ilvl="1" w15:tentative="1">
       <w:start w:val="1"/>
-      <w:lvlJc w:val="left"/>
       <w:numFmt w:val="bullet"/>
       <w:lvlText w:val="○"/>
+      <w:lvlJc w:val="left"/>
       <w:pPr>
         <w:ind w:left="1440" w:hanging="360"/>
       </w:pPr>
     </w:lvl>
     <w:lvl w:ilvl="2" w15:tentative="1">
       <w:start w:val="1"/>
-      <w:lvlJc w:val="left"/>
       <w:numFmt w:val="bullet"/>
       <w:lvlText w:val="■"/>
+      <w:lvlJc w:val="left"/>
       <w:pPr>
         <w:ind w:left="2160" w:hanging="360"/>
       </w:pPr>
     </w:lvl>
     <w:lvl w:ilvl="3" w15:tentative="1">
       <w:start w:val="1"/>
-      <w:lvlJc w:val="left"/>
       <w:numFmt w:val="bullet"/>
       <w:lvlText w:val="●"/>
+      <w:lvlJc w:val="left"/>
       <w:pPr>
         <w:ind w:left="2880" w:hanging="360"/>
       </w:pPr>
     </w:lvl>
     <w:lvl w:ilvl="4" w15:tentative="1">
       <w:start w:val="1"/>
-      <w:lvlJc w:val="left"/>
       <w:numFmt w:val="bullet"/>
       <w:lvlText w:val="○"/>
+      <w:lvlJc w:val="left"/>
       <w:pPr>
         <w:ind w:left="3600" w:hanging="360"/>
       </w:pPr>
     </w:lvl>
     <w:lvl w:ilvl="5" w15:tentative="1">
       <w:start w:val="1"/>
-      <w:lvlJc w:val="left"/>
       <w:numFmt w:val="bullet"/>
       <w:lvlText w:val="■"/>
+      <w:lvlJc w:val="left"/>
       <w:pPr>
         <w:ind w:left="4320" w:hanging="360"/>
       </w:pPr>
     </w:lvl>
     <w:lvl w:ilvl="6" w15:tentative="1">
       <w:start w:val="1"/>
-      <w:lvlJc w:val="left"/>
       <w:numFmt w:val="bullet"/>
       <w:lvlText w:val="●"/>
+      <w:lvlJc w:val="left"/>
       <w:pPr>
         <w:ind w:left="5040" w:hanging="360"/>
       </w:pPr>
     </w:lvl>
     <w:lvl w:ilvl="7" w15:tentative="1">
       <w:start w:val="1"/>
-      <w:lvlJc w:val="left"/>
       <w:numFmt w:val="bullet"/>
       <w:lvlText w:val="●"/>
+      <w:lvlJc w:val="left"/>
       <w:pPr>
         <w:ind w:left="5760" w:hanging="360"/>
       </w:pPr>
     </w:lvl>
     <w:lvl w:ilvl="8" w15:tentative="1">
       <w:start w:val="1"/>
-      <w:lvlJc w:val="left"/>
       <w:numFmt w:val="bullet"/>
       <w:lvlText w:val="●"/>
+      <w:lvlJc w:val="left"/>
       <w:pPr>
         <w:ind w:left="6480" w:hanging="360"/>
       </w:pPr>
     </w:lvl>
   </w:abstractNum>
-  <w:num w:numId="0">
-    <w:abstractNumId w:val="0"/>
+  <w:num w:numId="1">
+    <w:abstractNumId w:val="1"/>
     <w:lvlOverride w:ilvl="0">
       <w:startOverride w:val="1"/>
     </w:lvlOverride>
@@ -8455,94 +8494,94 @@
   </w:docDefaults>
   <w:style w:type="paragraph" w:styleId="Title">
     <w:name w:val="Title"/>
+    <w:basedOn w:val="Normal"/>
+    <w:next w:val="Normal"/>
+    <w:qFormat/>
     <w:pPr>
       <w:spacing w:after="260"/>
     </w:pPr>
     <w:rPr>
-      <w:b w:val="true"/>
-      <w:bCs w:val="true"/>
+      <w:b/>
+      <w:bCs/>
       <w:sz w:val="56"/>
       <w:szCs w:val="56"/>
     </w:rPr>
+  </w:style>
+  <w:style w:type="paragraph" w:styleId="Heading1">
+    <w:name w:val="Heading 1"/>
     <w:basedOn w:val="Normal"/>
     <w:next w:val="Normal"/>
     <w:qFormat/>
-  </w:style>
-  <w:style w:type="paragraph" w:styleId="Heading1">
-    <w:name w:val="Heading 1"/>
     <w:pPr>
-      <w:spacing w:before="120" w:after="260"/>
+      <w:spacing w:after="260" w:before="120"/>
     </w:pPr>
     <w:rPr>
-      <w:b w:val="true"/>
-      <w:bCs w:val="true"/>
+      <w:b/>
+      <w:bCs/>
       <w:sz w:val="48"/>
       <w:szCs w:val="48"/>
     </w:rPr>
+  </w:style>
+  <w:style w:type="paragraph" w:styleId="Heading2">
+    <w:name w:val="Heading 2"/>
     <w:basedOn w:val="Normal"/>
     <w:next w:val="Normal"/>
     <w:qFormat/>
-  </w:style>
-  <w:style w:type="paragraph" w:styleId="Heading2">
-    <w:name w:val="Heading 2"/>
     <w:rPr>
       <w:color w:val="2E74B5"/>
       <w:sz w:val="26"/>
       <w:szCs w:val="26"/>
     </w:rPr>
+  </w:style>
+  <w:style w:type="paragraph" w:styleId="Heading3">
+    <w:name w:val="Heading 3"/>
     <w:basedOn w:val="Normal"/>
     <w:next w:val="Normal"/>
     <w:qFormat/>
-  </w:style>
-  <w:style w:type="paragraph" w:styleId="Heading3">
-    <w:name w:val="Heading 3"/>
     <w:rPr>
       <w:color w:val="1F4D78"/>
       <w:sz w:val="24"/>
       <w:szCs w:val="24"/>
     </w:rPr>
+  </w:style>
+  <w:style w:type="paragraph" w:styleId="Heading4">
+    <w:name w:val="Heading 4"/>
     <w:basedOn w:val="Normal"/>
     <w:next w:val="Normal"/>
     <w:qFormat/>
-  </w:style>
-  <w:style w:type="paragraph" w:styleId="Heading4">
-    <w:name w:val="Heading 4"/>
     <w:rPr>
-      <w:i w:val="true"/>
-      <w:iCs w:val="true"/>
+      <w:i/>
+      <w:iCs/>
       <w:color w:val="2E74B5"/>
     </w:rPr>
+  </w:style>
+  <w:style w:type="paragraph" w:styleId="Heading5">
+    <w:name w:val="Heading 5"/>
     <w:basedOn w:val="Normal"/>
     <w:next w:val="Normal"/>
     <w:qFormat/>
-  </w:style>
-  <w:style w:type="paragraph" w:styleId="Heading5">
-    <w:name w:val="Heading 5"/>
     <w:rPr>
       <w:color w:val="2E74B5"/>
     </w:rPr>
+  </w:style>
+  <w:style w:type="paragraph" w:styleId="Heading6">
+    <w:name w:val="Heading 6"/>
     <w:basedOn w:val="Normal"/>
     <w:next w:val="Normal"/>
     <w:qFormat/>
-  </w:style>
-  <w:style w:type="paragraph" w:styleId="Heading6">
-    <w:name w:val="Heading 6"/>
     <w:rPr>
       <w:color w:val="1F4D78"/>
     </w:rPr>
+  </w:style>
+  <w:style w:type="paragraph" w:styleId="Strong">
+    <w:name w:val="Strong"/>
     <w:basedOn w:val="Normal"/>
     <w:next w:val="Normal"/>
     <w:qFormat/>
-  </w:style>
-  <w:style w:type="paragraph" w:styleId="Strong">
-    <w:name w:val="Strong"/>
     <w:rPr>
-      <w:b w:val="true"/>
-      <w:bCs w:val="true"/>
+      <w:b/>
+      <w:bCs/>
     </w:rPr>
-    <w:basedOn w:val="Normal"/>
-    <w:next w:val="Normal"/>
-    <w:qFormat/>
   </w:style>
   <w:style w:type="paragraph" w:styleId="ListParagraph">
     <w:name w:val="List Paragraph"/>
@@ -8551,26 +8590,31 @@
   </w:style>
   <w:style w:type="character" w:styleId="Hyperlink">
     <w:name w:val="Hyperlink"/>
-    <w:rPr>
-      <w:u w:val="single"/>
-      <w:color w:val="0563C1"/>
-    </w:rPr>
+    <w:basedOn w:val="DefaultParagraphFont"/>
     <w:uiPriority w:val="99"/>
     <w:unhideWhenUsed/>
-    <w:basedOn w:val="DefaultParagraphFont"/>
+    <w:rPr>
+      <w:color w:val="0563C1"/>
+      <w:u w:val="single"/>
+    </w:rPr>
   </w:style>
   <w:style w:type="character" w:styleId="FootnoteReference">
     <w:name w:val="footnote reference"/>
+    <w:basedOn w:val="DefaultParagraphFont"/>
+    <w:uiPriority w:val="99"/>
+    <w:semiHidden/>
+    <w:unhideWhenUsed/>
     <w:rPr>
       <w:vertAlign w:val="superscript"/>
     </w:rPr>
-    <w:uiPriority w:val="99"/>
-    <w:unhideWhenUsed/>
-    <w:basedOn w:val="DefaultParagraphFont"/>
-    <w:semiHidden/>
   </w:style>
   <w:style w:type="paragraph" w:styleId="FootnoteText">
     <w:name w:val="footnote text"/>
+    <w:basedOn w:val="Normal"/>
+    <w:link w:val="FootnoteTextChar"/>
+    <w:uiPriority w:val="99"/>
+    <w:semiHidden/>
+    <w:unhideWhenUsed/>
     <w:pPr>
       <w:spacing w:after="0" w:line="240" w:lineRule="auto"/>
     </w:pPr>
@@ -8578,23 +8622,55 @@
       <w:sz w:val="20"/>
       <w:szCs w:val="20"/>
     </w:rPr>
-    <w:basedOn w:val="Normal"/>
-    <w:link w:val="FootnoteTextChar"/>
-    <w:semiHidden/>
-    <w:uiPriority w:val="99"/>
-    <w:unhideWhenUsed/>
   </w:style>
   <w:style w:type="character" w:styleId="FootnoteTextChar">
     <w:name w:val="Footnote Text Char"/>
+    <w:basedOn w:val="DefaultParagraphFont"/>
+    <w:link w:val="FootnoteText"/>
+    <w:uiPriority w:val="99"/>
+    <w:semiHidden/>
+    <w:unhideWhenUsed/>
     <w:rPr>
       <w:sz w:val="20"/>
       <w:szCs w:val="20"/>
     </w:rPr>
+  </w:style>
+  <w:style w:type="character" w:styleId="EndnoteReference">
+    <w:name w:val="endnote reference"/>
+    <w:basedOn w:val="DefaultParagraphFont"/>
     <w:uiPriority w:val="99"/>
+    <w:semiHidden/>
     <w:unhideWhenUsed/>
+    <w:rPr>
+      <w:vertAlign w:val="superscript"/>
+    </w:rPr>
+  </w:style>
+  <w:style w:type="paragraph" w:styleId="EndnoteText">
+    <w:name w:val="endnote text"/>
+    <w:basedOn w:val="Normal"/>
+    <w:link w:val="EndnoteTextChar"/>
+    <w:uiPriority w:val="99"/>
+    <w:semiHidden/>
+    <w:unhideWhenUsed/>
+    <w:pPr>
+      <w:spacing w:after="0" w:line="240" w:lineRule="auto"/>
+    </w:pPr>
+    <w:rPr>
+      <w:sz w:val="20"/>
+      <w:szCs w:val="20"/>
+    </w:rPr>
+  </w:style>
+  <w:style w:type="character" w:styleId="EndnoteTextChar">
+    <w:name w:val="Endnote Text Char"/>
     <w:basedOn w:val="DefaultParagraphFont"/>
-    <w:link w:val="FootnoteText"/>
+    <w:link w:val="EndnoteText"/>
+    <w:uiPriority w:val="99"/>
     <w:semiHidden/>
+    <w:unhideWhenUsed/>
+    <w:rPr>
+      <w:sz w:val="20"/>
+      <w:szCs w:val="20"/>
+    </w:rPr>
   </w:style>
   <w:style w:type="paragraph" w:styleId="script">
     <w:name w:val="Script"/>
@@ -8607,278 +8683,4 @@
     </w:rPr>
   </w:style>
 </w:styles>
-</file>
-
-<file path=customXml/item1.xml><?xml version="1.0" encoding="utf-8"?>
-<ct:contentTypeSchema xmlns:ct="http://schemas.microsoft.com/office/2006/metadata/contentType" xmlns:ma="http://schemas.microsoft.com/office/2006/metadata/properties/metaAttributes" ct:_="" ma:_="" ma:contentTypeName="Document" ma:contentTypeID="0x0101009FA1A6C12D5787448B6C6587D08F2965" ma:contentTypeVersion="16" ma:contentTypeDescription="Create a new document." ma:contentTypeScope="" ma:versionID="f761e0c469cfbaff44f5778f0037afbe">
-  <xsd:schema xmlns:xsd="http://www.w3.org/2001/XMLSchema" xmlns:xs="http://www.w3.org/2001/XMLSchema" xmlns:p="http://schemas.microsoft.com/office/2006/metadata/properties" xmlns:ns2="3352e729-ef3a-4ad2-a915-07867a2cbda9" xmlns:ns3="afa60c69-e8fd-4ab1-8c56-0fe28cc4c33c" targetNamespace="http://schemas.microsoft.com/office/2006/metadata/properties" ma:root="true" ma:fieldsID="4112f99f01cfafd8b48e38df3bf566de" ns2:_="" ns3:_="">
-    <xsd:import namespace="3352e729-ef3a-4ad2-a915-07867a2cbda9"/>
-    <xsd:import namespace="afa60c69-e8fd-4ab1-8c56-0fe28cc4c33c"/>
-    <xsd:element name="properties">
-      <xsd:complexType>
-        <xsd:sequence>
-          <xsd:element name="documentManagement">
-            <xsd:complexType>
-              <xsd:all>
-                <xsd:element ref="ns2:SharedWithUsers" minOccurs="0"/>
-                <xsd:element ref="ns2:SharedWithDetails" minOccurs="0"/>
-                <xsd:element ref="ns3:MediaServiceMetadata" minOccurs="0"/>
-                <xsd:element ref="ns3:MediaServiceFastMetadata" minOccurs="0"/>
-                <xsd:element ref="ns3:lcf76f155ced4ddcb4097134ff3c332f" minOccurs="0"/>
-                <xsd:element ref="ns2:TaxCatchAll" minOccurs="0"/>
-                <xsd:element ref="ns3:MediaServiceGenerationTime" minOccurs="0"/>
-                <xsd:element ref="ns3:MediaServiceEventHashCode" minOccurs="0"/>
-                <xsd:element ref="ns3:MediaServiceOCR" minOccurs="0"/>
-                <xsd:element ref="ns3:MediaServiceDateTaken" minOccurs="0"/>
-                <xsd:element ref="ns3:MediaLengthInSeconds" minOccurs="0"/>
-                <xsd:element ref="ns3:MediaServiceObjectDetectorVersions" minOccurs="0"/>
-                <xsd:element ref="ns3:MediaServiceLocation" minOccurs="0"/>
-                <xsd:element ref="ns3:Ready" minOccurs="0"/>
-                <xsd:element ref="ns3:MediaServiceSearchProperties" minOccurs="0"/>
-              </xsd:all>
-            </xsd:complexType>
-          </xsd:element>
-        </xsd:sequence>
-      </xsd:complexType>
-    </xsd:element>
-  </xsd:schema>
-  <xsd:schema xmlns:xsd="http://www.w3.org/2001/XMLSchema" xmlns:xs="http://www.w3.org/2001/XMLSchema" xmlns:dms="http://schemas.microsoft.com/office/2006/documentManagement/types" xmlns:pc="http://schemas.microsoft.com/office/infopath/2007/PartnerControls" targetNamespace="3352e729-ef3a-4ad2-a915-07867a2cbda9" elementFormDefault="qualified">
-    <xsd:import namespace="http://schemas.microsoft.com/office/2006/documentManagement/types"/>
-    <xsd:import namespace="http://schemas.microsoft.com/office/infopath/2007/PartnerControls"/>
-    <xsd:element name="SharedWithUsers" ma:index="8" nillable="true" ma:displayName="Shared With" ma:internalName="SharedWithUsers" ma:readOnly="true">
-      <xsd:complexType>
-        <xsd:complexContent>
-          <xsd:extension base="dms:UserMulti">
-            <xsd:sequence>
-              <xsd:element name="UserInfo" minOccurs="0" maxOccurs="unbounded">
-                <xsd:complexType>
-                  <xsd:sequence>
-                    <xsd:element name="DisplayName" type="xsd:string" minOccurs="0"/>
-                    <xsd:element name="AccountId" type="dms:UserId" minOccurs="0" nillable="true"/>
-                    <xsd:element name="AccountType" type="xsd:string" minOccurs="0"/>
-                  </xsd:sequence>
-                </xsd:complexType>
-              </xsd:element>
-            </xsd:sequence>
-          </xsd:extension>
-        </xsd:complexContent>
-      </xsd:complexType>
-    </xsd:element>
-    <xsd:element name="SharedWithDetails" ma:index="9" nillable="true" ma:displayName="Shared With Details" ma:internalName="SharedWithDetails" ma:readOnly="true">
-      <xsd:simpleType>
-        <xsd:restriction base="dms:Note">
-          <xsd:maxLength value="255"/>
-        </xsd:restriction>
-      </xsd:simpleType>
-    </xsd:element>
-    <xsd:element name="TaxCatchAll" ma:index="14" nillable="true" ma:displayName="Taxonomy Catch All Column" ma:hidden="true" ma:list="{de49db0c-00f2-4bfe-9211-f25992e9014c}" ma:internalName="TaxCatchAll" ma:showField="CatchAllData" ma:web="3352e729-ef3a-4ad2-a915-07867a2cbda9">
-      <xsd:complexType>
-        <xsd:complexContent>
-          <xsd:extension base="dms:MultiChoiceLookup">
-            <xsd:sequence>
-              <xsd:element name="Value" type="dms:Lookup" maxOccurs="unbounded" minOccurs="0" nillable="true"/>
-            </xsd:sequence>
-          </xsd:extension>
-        </xsd:complexContent>
-      </xsd:complexType>
-    </xsd:element>
-  </xsd:schema>
-  <xsd:schema xmlns:xsd="http://www.w3.org/2001/XMLSchema" xmlns:xs="http://www.w3.org/2001/XMLSchema" xmlns:dms="http://schemas.microsoft.com/office/2006/documentManagement/types" xmlns:pc="http://schemas.microsoft.com/office/infopath/2007/PartnerControls" targetNamespace="afa60c69-e8fd-4ab1-8c56-0fe28cc4c33c" elementFormDefault="qualified">
-    <xsd:import namespace="http://schemas.microsoft.com/office/2006/documentManagement/types"/>
-    <xsd:import namespace="http://schemas.microsoft.com/office/infopath/2007/PartnerControls"/>
-    <xsd:element name="MediaServiceMetadata" ma:index="10" nillable="true" ma:displayName="MediaServiceMetadata" ma:hidden="true" ma:internalName="MediaServiceMetadata" ma:readOnly="true">
-      <xsd:simpleType>
-        <xsd:restriction base="dms:Note"/>
-      </xsd:simpleType>
-    </xsd:element>
-    <xsd:element name="MediaServiceFastMetadata" ma:index="11" nillable="true" ma:displayName="MediaServiceFastMetadata" ma:hidden="true" ma:internalName="MediaServiceFastMetadata" ma:readOnly="true">
-      <xsd:simpleType>
-        <xsd:restriction base="dms:Note"/>
-      </xsd:simpleType>
-    </xsd:element>
-    <xsd:element name="lcf76f155ced4ddcb4097134ff3c332f" ma:index="13" nillable="true" ma:taxonomy="true" ma:internalName="lcf76f155ced4ddcb4097134ff3c332f" ma:taxonomyFieldName="MediaServiceImageTags" ma:displayName="Image Tags" ma:readOnly="false" ma:fieldId="{5cf76f15-5ced-4ddc-b409-7134ff3c332f}" ma:taxonomyMulti="true" ma:sspId="58c5ea09-abb6-4116-bc0f-a41c80660e17" ma:termSetId="09814cd3-568e-fe90-9814-8d621ff8fb84" ma:anchorId="fba54fb3-c3e1-fe81-a776-ca4b69148c4d" ma:open="true" ma:isKeyword="false">
-      <xsd:complexType>
-        <xsd:sequence>
-          <xsd:element ref="pc:Terms" minOccurs="0" maxOccurs="1"/>
-        </xsd:sequence>
-      </xsd:complexType>
-    </xsd:element>
-    <xsd:element name="MediaServiceGenerationTime" ma:index="15" nillable="true" ma:displayName="MediaServiceGenerationTime" ma:hidden="true" ma:internalName="MediaServiceGenerationTime" ma:readOnly="true">
-      <xsd:simpleType>
-        <xsd:restriction base="dms:Text"/>
-      </xsd:simpleType>
-    </xsd:element>
-    <xsd:element name="MediaServiceEventHashCode" ma:index="16" nillable="true" ma:displayName="MediaServiceEventHashCode" ma:hidden="true" ma:internalName="MediaServiceEventHashCode" ma:readOnly="true">
-      <xsd:simpleType>
-        <xsd:restriction base="dms:Text"/>
-      </xsd:simpleType>
-    </xsd:element>
-    <xsd:element name="MediaServiceOCR" ma:index="17" nillable="true" ma:displayName="Extracted Text" ma:internalName="MediaServiceOCR" ma:readOnly="true">
-      <xsd:simpleType>
-        <xsd:restriction base="dms:Note">
-          <xsd:maxLength value="255"/>
-        </xsd:restriction>
-      </xsd:simpleType>
-    </xsd:element>
-    <xsd:element name="MediaServiceDateTaken" ma:index="18" nillable="true" ma:displayName="MediaServiceDateTaken" ma:hidden="true" ma:indexed="true" ma:internalName="MediaServiceDateTaken" ma:readOnly="true">
-      <xsd:simpleType>
-        <xsd:restriction base="dms:Text"/>
-      </xsd:simpleType>
-    </xsd:element>
-    <xsd:element name="MediaLengthInSeconds" ma:index="19" nillable="true" ma:displayName="MediaLengthInSeconds" ma:hidden="true" ma:internalName="MediaLengthInSeconds" ma:readOnly="true">
-      <xsd:simpleType>
-        <xsd:restriction base="dms:Unknown"/>
-      </xsd:simpleType>
-    </xsd:element>
-    <xsd:element name="MediaServiceObjectDetectorVersions" ma:index="20" nillable="true" ma:displayName="MediaServiceObjectDetectorVersions" ma:hidden="true" ma:indexed="true" ma:internalName="MediaServiceObjectDetectorVersions" ma:readOnly="true">
-      <xsd:simpleType>
-        <xsd:restriction base="dms:Text"/>
-      </xsd:simpleType>
-    </xsd:element>
-    <xsd:element name="MediaServiceLocation" ma:index="21" nillable="true" ma:displayName="Location" ma:indexed="true" ma:internalName="MediaServiceLocation" ma:readOnly="true">
-      <xsd:simpleType>
-        <xsd:restriction base="dms:Text"/>
-      </xsd:simpleType>
-    </xsd:element>
-    <xsd:element name="Ready" ma:index="22" nillable="true" ma:displayName="Ready" ma:default="1" ma:description="Ready to create PDF" ma:format="Dropdown" ma:internalName="Ready">
-      <xsd:simpleType>
-        <xsd:restriction base="dms:Boolean"/>
-      </xsd:simpleType>
-    </xsd:element>
-    <xsd:element name="MediaServiceSearchProperties" ma:index="23" nillable="true" ma:displayName="MediaServiceSearchProperties" ma:hidden="true" ma:internalName="MediaServiceSearchProperties" ma:readOnly="true">
-      <xsd:simpleType>
-        <xsd:restriction base="dms:Note"/>
-      </xsd:simpleType>
-    </xsd:element>
-  </xsd:schema>
-  <xsd:schema xmlns="http://schemas.openxmlformats.org/package/2006/metadata/core-properties" xmlns:xsd="http://www.w3.org/2001/XMLSchema" xmlns:xsi="http://www.w3.org/2001/XMLSchema-instance" xmlns:dc="http://purl.org/dc/elements/1.1/" xmlns:dcterms="http://purl.org/dc/terms/" xmlns:odoc="http://schemas.microsoft.com/internal/obd" targetNamespace="http://schemas.openxmlformats.org/package/2006/metadata/core-properties" elementFormDefault="qualified" attributeFormDefault="unqualified" blockDefault="#all">
-    <xsd:import namespace="http://purl.org/dc/elements/1.1/" schemaLocation="http://dublincore.org/schemas/xmls/qdc/2003/04/02/dc.xsd"/>
-    <xsd:import namespace="http://purl.org/dc/terms/" schemaLocation="http://dublincore.org/schemas/xmls/qdc/2003/04/02/dcterms.xsd"/>
-    <xsd:element name="coreProperties" type="CT_coreProperties"/>
-    <xsd:complexType name="CT_coreProperties">
-      <xsd:all>
-        <xsd:element ref="dc:creator" minOccurs="0" maxOccurs="1"/>
-        <xsd:element ref="dcterms:created" minOccurs="0" maxOccurs="1"/>
-        <xsd:element ref="dc:identifier" minOccurs="0" maxOccurs="1"/>
-        <xsd:element name="contentType" minOccurs="0" maxOccurs="1" type="xsd:string" ma:index="0" ma:displayName="Content Type"/>
-        <xsd:element ref="dc:title" minOccurs="0" maxOccurs="1" ma:index="4" ma:displayName="Title"/>
-        <xsd:element ref="dc:subject" minOccurs="0" maxOccurs="1"/>
-        <xsd:element ref="dc:description" minOccurs="0" maxOccurs="1"/>
-        <xsd:element name="keywords" minOccurs="0" maxOccurs="1" type="xsd:string"/>
-        <xsd:element ref="dc:language" minOccurs="0" maxOccurs="1"/>
-        <xsd:element name="category" minOccurs="0" maxOccurs="1" type="xsd:string"/>
-        <xsd:element name="version" minOccurs="0" maxOccurs="1" type="xsd:string"/>
-        <xsd:element name="revision" minOccurs="0" maxOccurs="1" type="xsd:string">
-          <xsd:annotation>
-            <xsd:documentation>
-                        This value indicates the number of saves or revisions. The application is responsible for updating this value after each revision.
-                    </xsd:documentation>
-          </xsd:annotation>
-        </xsd:element>
-        <xsd:element name="lastModifiedBy" minOccurs="0" maxOccurs="1" type="xsd:string"/>
-        <xsd:element ref="dcterms:modified" minOccurs="0" maxOccurs="1"/>
-        <xsd:element name="contentStatus" minOccurs="0" maxOccurs="1" type="xsd:string"/>
-      </xsd:all>
-    </xsd:complexType>
-  </xsd:schema>
-  <xs:schema xmlns:pc="http://schemas.microsoft.com/office/infopath/2007/PartnerControls" xmlns:xs="http://www.w3.org/2001/XMLSchema" targetNamespace="http://schemas.microsoft.com/office/infopath/2007/PartnerControls" elementFormDefault="qualified" attributeFormDefault="unqualified">
-    <xs:element name="Person">
-      <xs:complexType>
-        <xs:sequence>
-          <xs:element ref="pc:DisplayName" minOccurs="0"/>
-          <xs:element ref="pc:AccountId" minOccurs="0"/>
-          <xs:element ref="pc:AccountType" minOccurs="0"/>
-        </xs:sequence>
-      </xs:complexType>
-    </xs:element>
-    <xs:element name="DisplayName" type="xs:string"/>
-    <xs:element name="AccountId" type="xs:string"/>
-    <xs:element name="AccountType" type="xs:string"/>
-    <xs:element name="BDCAssociatedEntity">
-      <xs:complexType>
-        <xs:sequence>
-          <xs:element ref="pc:BDCEntity" minOccurs="0" maxOccurs="unbounded"/>
-        </xs:sequence>
-        <xs:attribute ref="pc:EntityNamespace"/>
-        <xs:attribute ref="pc:EntityName"/>
-        <xs:attribute ref="pc:SystemInstanceName"/>
-        <xs:attribute ref="pc:AssociationName"/>
-      </xs:complexType>
-    </xs:element>
-    <xs:attribute name="EntityNamespace" type="xs:string"/>
-    <xs:attribute name="EntityName" type="xs:string"/>
-    <xs:attribute name="SystemInstanceName" type="xs:string"/>
-    <xs:attribute name="AssociationName" type="xs:string"/>
-    <xs:element name="BDCEntity">
-      <xs:complexType>
-        <xs:sequence>
-          <xs:element ref="pc:EntityDisplayName" minOccurs="0"/>
-          <xs:element ref="pc:EntityInstanceReference" minOccurs="0"/>
-          <xs:element ref="pc:EntityId1" minOccurs="0"/>
-          <xs:element ref="pc:EntityId2" minOccurs="0"/>
-          <xs:element ref="pc:EntityId3" minOccurs="0"/>
-          <xs:element ref="pc:EntityId4" minOccurs="0"/>
-          <xs:element ref="pc:EntityId5" minOccurs="0"/>
-        </xs:sequence>
-      </xs:complexType>
-    </xs:element>
-    <xs:element name="EntityDisplayName" type="xs:string"/>
-    <xs:element name="EntityInstanceReference" type="xs:string"/>
-    <xs:element name="EntityId1" type="xs:string"/>
-    <xs:element name="EntityId2" type="xs:string"/>
-    <xs:element name="EntityId3" type="xs:string"/>
-    <xs:element name="EntityId4" type="xs:string"/>
-    <xs:element name="EntityId5" type="xs:string"/>
-    <xs:element name="Terms">
-      <xs:complexType>
-        <xs:sequence>
-          <xs:element ref="pc:TermInfo" minOccurs="0" maxOccurs="unbounded"/>
-        </xs:sequence>
-      </xs:complexType>
-    </xs:element>
-    <xs:element name="TermInfo">
-      <xs:complexType>
-        <xs:sequence>
-          <xs:element ref="pc:TermName" minOccurs="0"/>
-          <xs:element ref="pc:TermId" minOccurs="0"/>
-        </xs:sequence>
-      </xs:complexType>
-    </xs:element>
-    <xs:element name="TermName" type="xs:string"/>
-    <xs:element name="TermId" type="xs:string"/>
-  </xs:schema>
-</ct:contentTypeSchema>
-</file>
-
-<file path=customXml/item2.xml><?xml version="1.0" encoding="utf-8"?>
-<?mso-contentType ?>
-<FormTemplates xmlns="http://schemas.microsoft.com/sharepoint/v3/contenttype/forms">
-  <Display>DocumentLibraryForm</Display>
-  <Edit>DocumentLibraryForm</Edit>
-  <New>DocumentLibraryForm</New>
-</FormTemplates>
-</file>
-
-<file path=customXml/item3.xml><?xml version="1.0" encoding="utf-8"?>
-<p:properties xmlns:p="http://schemas.microsoft.com/office/2006/metadata/properties" xmlns:xsi="http://www.w3.org/2001/XMLSchema-instance" xmlns:pc="http://schemas.microsoft.com/office/infopath/2007/PartnerControls">
-  <documentManagement>
-    <TaxCatchAll xmlns="3352e729-ef3a-4ad2-a915-07867a2cbda9" xsi:nil="true"/>
-    <lcf76f155ced4ddcb4097134ff3c332f xmlns="afa60c69-e8fd-4ab1-8c56-0fe28cc4c33c">
-      <Terms xmlns="http://schemas.microsoft.com/office/infopath/2007/PartnerControls"/>
-    </lcf76f155ced4ddcb4097134ff3c332f>
-    <Ready xmlns="afa60c69-e8fd-4ab1-8c56-0fe28cc4c33c">true</Ready>
-  </documentManagement>
-</p:properties>
-</file>
-
-<file path=customXml/itemProps1.xml><?xml version="1.0" encoding="utf-8"?>
-<ds:datastoreItem xmlns:ds="http://schemas.openxmlformats.org/officeDocument/2006/customXml" ds:itemID="{0C447B42-21FA-4899-84DC-050B4876A3A2}"/>
-</file>
-
-<file path=customXml/itemProps2.xml><?xml version="1.0" encoding="utf-8"?>
-<ds:datastoreItem xmlns:ds="http://schemas.openxmlformats.org/officeDocument/2006/customXml" ds:itemID="{F5227CCC-DA3F-4E11-9D35-9E425D005F50}"/>
-</file>
-
-<file path=customXml/itemProps3.xml><?xml version="1.0" encoding="utf-8"?>
-<ds:datastoreItem xmlns:ds="http://schemas.openxmlformats.org/officeDocument/2006/customXml" ds:itemID="{48C967DA-7742-4C7E-9CED-098E9FAD4807}"/>
 </file>